--- a/docs/silabus-matal-yom-b.docx
+++ b/docs/silabus-matal-yom-b.docx
@@ -1,6 +1,6 @@
 
 <file path=word/document.xml><?xml version="1.0" encoding="utf-8"?>
-<w:document xmlns:wpc="http://schemas.microsoft.com/office/word/2010/wordprocessingCanvas" xmlns:cx="http://schemas.microsoft.com/office/drawing/2014/chartex" xmlns:cx1="http://schemas.microsoft.com/office/drawing/2015/9/8/chartex" xmlns:cx2="http://schemas.microsoft.com/office/drawing/2015/10/21/chartex" xmlns:cx3="http://schemas.microsoft.com/office/drawing/2016/5/9/chartex" xmlns:cx4="http://schemas.microsoft.com/office/drawing/2016/5/10/chartex" xmlns:cx5="http://schemas.microsoft.com/office/drawing/2016/5/11/chartex" xmlns:cx6="http://schemas.microsoft.com/office/drawing/2016/5/12/chartex" xmlns:cx7="http://schemas.microsoft.com/office/drawing/2016/5/13/chartex" xmlns:cx8="http://schemas.microsoft.com/office/drawing/2016/5/14/chartex" xmlns:mc="http://schemas.openxmlformats.org/markup-compatibility/2006" xmlns:aink="http://schemas.microsoft.com/office/drawing/2016/ink" xmlns:am3d="http://schemas.microsoft.com/office/drawing/2017/model3d" xmlns:o="urn:schemas-microsoft-com:office:office" xmlns:oel="http://schemas.microsoft.com/office/2019/extlst" xmlns:r="http://schemas.openxmlformats.org/officeDocument/2006/relationships" xmlns:m="http://schemas.openxmlformats.org/officeDocument/2006/math" xmlns:v="urn:schemas-microsoft-com:vml" xmlns:wp14="http://schemas.microsoft.com/office/word/2010/wordprocessingDrawing" xmlns:wp="http://schemas.openxmlformats.org/drawingml/2006/wordprocessingDrawing" xmlns:w10="urn:schemas-microsoft-com:office:word" xmlns:w="http://schemas.openxmlformats.org/wordprocessingml/2006/main" xmlns:w14="http://schemas.microsoft.com/office/word/2010/wordml" xmlns:w15="http://schemas.microsoft.com/office/word/2012/wordml" xmlns:w16cei="http://schemas.microsoft.com/office/word/2026/wordml/cei" xmlns:w16cex="http://schemas.microsoft.com/office/word/2018/wordml/cex" xmlns:w16cid="http://schemas.microsoft.com/office/word/2016/wordml/cid" xmlns:w16="http://schemas.microsoft.com/office/word/2018/wordml" xmlns:w16du="http://schemas.microsoft.com/office/word/2023/wordml/word16du" xmlns:w16sdtdh="http://schemas.microsoft.com/office/word/2020/wordml/sdtdatahash" xmlns:w16sdtfl="http://schemas.microsoft.com/office/word/2024/wordml/sdtformatlock" xmlns:w16se="http://schemas.microsoft.com/office/word/2015/wordml/symex" xmlns:wpg="http://schemas.microsoft.com/office/word/2010/wordprocessingGroup" xmlns:wpi="http://schemas.microsoft.com/office/word/2010/wordprocessingInk" xmlns:wne="http://schemas.microsoft.com/office/word/2006/wordml" xmlns:wps="http://schemas.microsoft.com/office/word/2010/wordprocessingShape" mc:Ignorable="w14 w15 w16se w16cid w16 w16cex w16sdtdh w16sdtfl w16du wp14">
+<w:document xmlns:wpc="http://schemas.microsoft.com/office/word/2010/wordprocessingCanvas" xmlns:cx="http://schemas.microsoft.com/office/drawing/2014/chartex" xmlns:cx1="http://schemas.microsoft.com/office/drawing/2015/9/8/chartex" xmlns:cx2="http://schemas.microsoft.com/office/drawing/2015/10/21/chartex" xmlns:cx3="http://schemas.microsoft.com/office/drawing/2016/5/9/chartex" xmlns:cx4="http://schemas.microsoft.com/office/drawing/2016/5/10/chartex" xmlns:cx5="http://schemas.microsoft.com/office/drawing/2016/5/11/chartex" xmlns:cx6="http://schemas.microsoft.com/office/drawing/2016/5/12/chartex" xmlns:cx7="http://schemas.microsoft.com/office/drawing/2016/5/13/chartex" xmlns:cx8="http://schemas.microsoft.com/office/drawing/2016/5/14/chartex" xmlns:mc="http://schemas.openxmlformats.org/markup-compatibility/2006" xmlns:aink="http://schemas.microsoft.com/office/drawing/2016/ink" xmlns:am3d="http://schemas.microsoft.com/office/drawing/2017/model3d" xmlns:o="urn:schemas-microsoft-com:office:office" xmlns:oel="http://schemas.microsoft.com/office/2019/extlst" xmlns:r="http://schemas.openxmlformats.org/officeDocument/2006/relationships" xmlns:m="http://schemas.openxmlformats.org/officeDocument/2006/math" xmlns:v="urn:schemas-microsoft-com:vml" xmlns:wp14="http://schemas.microsoft.com/office/word/2010/wordprocessingDrawing" xmlns:wp="http://schemas.openxmlformats.org/drawingml/2006/wordprocessingDrawing" xmlns:w10="urn:schemas-microsoft-com:office:word" xmlns:w="http://schemas.openxmlformats.org/wordprocessingml/2006/main" xmlns:w14="http://schemas.microsoft.com/office/word/2010/wordml" xmlns:w15="http://schemas.microsoft.com/office/word/2012/wordml" xmlns:w16cex="http://schemas.microsoft.com/office/word/2018/wordml/cex" xmlns:w16cid="http://schemas.microsoft.com/office/word/2016/wordml/cid" xmlns:w16="http://schemas.microsoft.com/office/word/2018/wordml" xmlns:w16du="http://schemas.microsoft.com/office/word/2023/wordml/word16du" xmlns:w16sdtdh="http://schemas.microsoft.com/office/word/2020/wordml/sdtdatahash" xmlns:w16sdtfl="http://schemas.microsoft.com/office/word/2024/wordml/sdtformatlock" xmlns:w16se="http://schemas.microsoft.com/office/word/2015/wordml/symex" xmlns:wpg="http://schemas.microsoft.com/office/word/2010/wordprocessingGroup" xmlns:wpi="http://schemas.microsoft.com/office/word/2010/wordprocessingInk" xmlns:wne="http://schemas.microsoft.com/office/word/2006/wordml" xmlns:wps="http://schemas.microsoft.com/office/word/2010/wordprocessingShape" mc:Ignorable="w14 w15 w16se w16cid w16 w16cex w16sdtdh w16sdtfl w16du wp14">
   <w:body>
     <w:p>
       <w:pPr>
@@ -85,23 +85,23 @@
     </w:p>
     <w:tbl>
       <w:tblPr>
-        <w:tblStyle w:val="ae"/>
+        <w:tblStyle w:val="TableGrid"/>
         <w:bidiVisual/>
-        <w:tblW w:w="5122" w:type="pct"/>
+        <w:tblW w:w="5264" w:type="pct"/>
         <w:tblInd w:w="-202" w:type="dxa"/>
         <w:tblLook w:val="04A0" w:firstRow="1" w:lastRow="0" w:firstColumn="1" w:lastColumn="0" w:noHBand="0" w:noVBand="1"/>
       </w:tblPr>
       <w:tblGrid>
-        <w:gridCol w:w="2060"/>
-        <w:gridCol w:w="2488"/>
+        <w:gridCol w:w="2059"/>
+        <w:gridCol w:w="2487"/>
         <w:gridCol w:w="512"/>
-        <w:gridCol w:w="1601"/>
-        <w:gridCol w:w="1837"/>
+        <w:gridCol w:w="1838"/>
+        <w:gridCol w:w="1838"/>
       </w:tblGrid>
       <w:tr>
         <w:tc>
           <w:tcPr>
-            <w:tcW w:w="1212" w:type="pct"/>
+            <w:tcW w:w="1179" w:type="pct"/>
           </w:tcPr>
           <w:p>
             <w:pPr>
@@ -151,7 +151,7 @@
         </w:tc>
         <w:tc>
           <w:tcPr>
-            <w:tcW w:w="1464" w:type="pct"/>
+            <w:tcW w:w="1424" w:type="pct"/>
             <w:tcBorders>
               <w:right w:val="single" w:sz="4" w:space="0" w:color="auto"/>
             </w:tcBorders>
@@ -178,7 +178,7 @@
         </w:tc>
         <w:tc>
           <w:tcPr>
-            <w:tcW w:w="301" w:type="pct"/>
+            <w:tcW w:w="293" w:type="pct"/>
             <w:tcBorders>
               <w:top w:val="nil"/>
               <w:left w:val="single" w:sz="4" w:space="0" w:color="auto"/>
@@ -199,7 +199,7 @@
         </w:tc>
         <w:tc>
           <w:tcPr>
-            <w:tcW w:w="942" w:type="pct"/>
+            <w:tcW w:w="1052" w:type="pct"/>
             <w:tcBorders>
               <w:left w:val="single" w:sz="4" w:space="0" w:color="auto"/>
             </w:tcBorders>
@@ -239,7 +239,7 @@
         </w:tc>
         <w:tc>
           <w:tcPr>
-            <w:tcW w:w="1081" w:type="pct"/>
+            <w:tcW w:w="1052" w:type="pct"/>
           </w:tcPr>
           <w:p>
             <w:pPr>
@@ -266,7 +266,7 @@
       <w:tr>
         <w:tc>
           <w:tcPr>
-            <w:tcW w:w="1212" w:type="pct"/>
+            <w:tcW w:w="1179" w:type="pct"/>
           </w:tcPr>
           <w:p>
             <w:pPr>
@@ -295,7 +295,7 @@
         </w:tc>
         <w:tc>
           <w:tcPr>
-            <w:tcW w:w="1464" w:type="pct"/>
+            <w:tcW w:w="1424" w:type="pct"/>
             <w:tcBorders>
               <w:right w:val="single" w:sz="4" w:space="0" w:color="auto"/>
             </w:tcBorders>
@@ -323,7 +323,7 @@
         </w:tc>
         <w:tc>
           <w:tcPr>
-            <w:tcW w:w="301" w:type="pct"/>
+            <w:tcW w:w="293" w:type="pct"/>
             <w:tcBorders>
               <w:top w:val="nil"/>
               <w:left w:val="single" w:sz="4" w:space="0" w:color="auto"/>
@@ -345,7 +345,7 @@
         </w:tc>
         <w:tc>
           <w:tcPr>
-            <w:tcW w:w="942" w:type="pct"/>
+            <w:tcW w:w="1052" w:type="pct"/>
             <w:tcBorders>
               <w:left w:val="single" w:sz="4" w:space="0" w:color="auto"/>
             </w:tcBorders>
@@ -377,7 +377,7 @@
         </w:tc>
         <w:tc>
           <w:tcPr>
-            <w:tcW w:w="1081" w:type="pct"/>
+            <w:tcW w:w="1052" w:type="pct"/>
           </w:tcPr>
           <w:p>
             <w:pPr>
@@ -395,7 +395,7 @@
       <w:tr>
         <w:tc>
           <w:tcPr>
-            <w:tcW w:w="1212" w:type="pct"/>
+            <w:tcW w:w="1179" w:type="pct"/>
           </w:tcPr>
           <w:p>
             <w:pPr>
@@ -474,7 +474,7 @@
         </w:tc>
         <w:tc>
           <w:tcPr>
-            <w:tcW w:w="1464" w:type="pct"/>
+            <w:tcW w:w="1424" w:type="pct"/>
             <w:tcBorders>
               <w:right w:val="single" w:sz="4" w:space="0" w:color="auto"/>
             </w:tcBorders>
@@ -493,7 +493,7 @@
         </w:tc>
         <w:tc>
           <w:tcPr>
-            <w:tcW w:w="301" w:type="pct"/>
+            <w:tcW w:w="293" w:type="pct"/>
             <w:tcBorders>
               <w:top w:val="nil"/>
               <w:left w:val="single" w:sz="4" w:space="0" w:color="auto"/>
@@ -515,7 +515,7 @@
         </w:tc>
         <w:tc>
           <w:tcPr>
-            <w:tcW w:w="942" w:type="pct"/>
+            <w:tcW w:w="1052" w:type="pct"/>
             <w:tcBorders>
               <w:left w:val="single" w:sz="4" w:space="0" w:color="auto"/>
             </w:tcBorders>
@@ -558,7 +558,7 @@
         </w:tc>
         <w:tc>
           <w:tcPr>
-            <w:tcW w:w="1081" w:type="pct"/>
+            <w:tcW w:w="1052" w:type="pct"/>
           </w:tcPr>
           <w:p>
             <w:pPr>
@@ -585,7 +585,7 @@
       <w:tr>
         <w:tc>
           <w:tcPr>
-            <w:tcW w:w="1212" w:type="pct"/>
+            <w:tcW w:w="1179" w:type="pct"/>
           </w:tcPr>
           <w:p>
             <w:pPr>
@@ -614,7 +614,7 @@
         </w:tc>
         <w:tc>
           <w:tcPr>
-            <w:tcW w:w="1464" w:type="pct"/>
+            <w:tcW w:w="1424" w:type="pct"/>
             <w:tcBorders>
               <w:right w:val="single" w:sz="4" w:space="0" w:color="auto"/>
             </w:tcBorders>
@@ -642,7 +642,7 @@
         </w:tc>
         <w:tc>
           <w:tcPr>
-            <w:tcW w:w="301" w:type="pct"/>
+            <w:tcW w:w="293" w:type="pct"/>
             <w:tcBorders>
               <w:top w:val="nil"/>
               <w:left w:val="single" w:sz="4" w:space="0" w:color="auto"/>
@@ -664,7 +664,7 @@
         </w:tc>
         <w:tc>
           <w:tcPr>
-            <w:tcW w:w="942" w:type="pct"/>
+            <w:tcW w:w="1052" w:type="pct"/>
             <w:tcBorders>
               <w:left w:val="single" w:sz="4" w:space="0" w:color="auto"/>
               <w:bottom w:val="single" w:sz="4" w:space="0" w:color="auto"/>
@@ -697,7 +697,7 @@
         </w:tc>
         <w:tc>
           <w:tcPr>
-            <w:tcW w:w="1081" w:type="pct"/>
+            <w:tcW w:w="1052" w:type="pct"/>
             <w:tcBorders>
               <w:bottom w:val="single" w:sz="4" w:space="0" w:color="auto"/>
             </w:tcBorders>
@@ -717,50 +717,29 @@
                 <w:rFonts w:ascii="David" w:hAnsi="David" w:cs="David" w:hint="cs"/>
                 <w:sz w:val="24"/>
                 <w:szCs w:val="24"/>
-                <w:highlight w:val="yellow"/>
-                <w:rtl/>
-              </w:rPr>
-              <w:t xml:space="preserve">ימי </w:t>
-            </w:r>
-            <w:r>
-              <w:rPr>
-                <w:rFonts w:ascii="David" w:hAnsi="David" w:cs="David" w:hint="cs"/>
-                <w:sz w:val="24"/>
-                <w:szCs w:val="24"/>
-                <w:highlight w:val="yellow"/>
-                <w:rtl/>
-              </w:rPr>
-              <w:t>ב</w:t>
-            </w:r>
-            <w:r>
-              <w:rPr>
-                <w:rFonts w:ascii="David" w:hAnsi="David" w:cs="David" w:hint="cs"/>
-                <w:sz w:val="24"/>
-                <w:szCs w:val="24"/>
-                <w:highlight w:val="yellow"/>
-                <w:rtl/>
-              </w:rPr>
-              <w:t>'</w:t>
-            </w:r>
-          </w:p>
-          <w:p>
-            <w:pPr>
-              <w:spacing w:line="360" w:lineRule="auto"/>
-              <w:rPr>
-                <w:rFonts w:ascii="David" w:hAnsi="David" w:cs="David"/>
-                <w:sz w:val="24"/>
-                <w:szCs w:val="24"/>
-                <w:rtl/>
-              </w:rPr>
-            </w:pPr>
-            <w:r>
-              <w:rPr>
-                <w:rFonts w:ascii="David" w:hAnsi="David" w:cs="David" w:hint="cs"/>
-                <w:sz w:val="24"/>
-                <w:szCs w:val="24"/>
-                <w:rtl/>
-              </w:rPr>
-              <w:t xml:space="preserve">14:00-15:30 </w:t>
+                <w:rtl/>
+              </w:rPr>
+              <w:t>ימי ב'</w:t>
+            </w:r>
+          </w:p>
+          <w:p>
+            <w:pPr>
+              <w:spacing w:line="360" w:lineRule="auto"/>
+              <w:rPr>
+                <w:rFonts w:ascii="David" w:hAnsi="David" w:cs="David"/>
+                <w:sz w:val="24"/>
+                <w:szCs w:val="24"/>
+                <w:rtl/>
+              </w:rPr>
+            </w:pPr>
+            <w:r>
+              <w:rPr>
+                <w:rFonts w:ascii="David" w:hAnsi="David" w:cs="David" w:hint="cs"/>
+                <w:sz w:val="24"/>
+                <w:szCs w:val="24"/>
+                <w:rtl/>
+              </w:rPr>
+              <w:t>14:30-16:00</w:t>
             </w:r>
           </w:p>
         </w:tc>
@@ -768,7 +747,7 @@
       <w:tr>
         <w:tc>
           <w:tcPr>
-            <w:tcW w:w="1212" w:type="pct"/>
+            <w:tcW w:w="1179" w:type="pct"/>
           </w:tcPr>
           <w:p>
             <w:pPr>
@@ -834,7 +813,7 @@
         </w:tc>
         <w:tc>
           <w:tcPr>
-            <w:tcW w:w="1464" w:type="pct"/>
+            <w:tcW w:w="1424" w:type="pct"/>
             <w:tcBorders>
               <w:right w:val="single" w:sz="4" w:space="0" w:color="auto"/>
             </w:tcBorders>
@@ -882,7 +861,7 @@
         </w:tc>
         <w:tc>
           <w:tcPr>
-            <w:tcW w:w="301" w:type="pct"/>
+            <w:tcW w:w="293" w:type="pct"/>
             <w:tcBorders>
               <w:top w:val="nil"/>
               <w:left w:val="single" w:sz="4" w:space="0" w:color="auto"/>
@@ -904,7 +883,7 @@
         </w:tc>
         <w:tc>
           <w:tcPr>
-            <w:tcW w:w="942" w:type="pct"/>
+            <w:tcW w:w="1052" w:type="pct"/>
             <w:tcBorders>
               <w:top w:val="single" w:sz="4" w:space="0" w:color="auto"/>
               <w:left w:val="single" w:sz="4" w:space="0" w:color="auto"/>
@@ -939,7 +918,7 @@
         </w:tc>
         <w:tc>
           <w:tcPr>
-            <w:tcW w:w="1081" w:type="pct"/>
+            <w:tcW w:w="1052" w:type="pct"/>
             <w:tcBorders>
               <w:top w:val="single" w:sz="4" w:space="0" w:color="auto"/>
               <w:left w:val="single" w:sz="4" w:space="0" w:color="auto"/>
@@ -1038,7 +1017,7 @@
     </w:p>
     <w:tbl>
       <w:tblPr>
-        <w:tblStyle w:val="ae"/>
+        <w:tblStyle w:val="TableGrid"/>
         <w:bidiVisual/>
         <w:tblW w:w="8515" w:type="dxa"/>
         <w:tblInd w:w="155" w:type="dxa"/>
@@ -1147,7 +1126,6 @@
             <w:pPr>
               <w:spacing w:line="276" w:lineRule="auto"/>
               <w:rPr>
-                <w:rFonts w:hint="cs"/>
                 <w:b/>
                 <w:bCs/>
                 <w:sz w:val="20"/>
@@ -1224,7 +1202,6 @@
             <w:pPr>
               <w:spacing w:line="276" w:lineRule="auto"/>
               <w:rPr>
-                <w:rFonts w:hint="cs"/>
                 <w:b/>
                 <w:bCs/>
                 <w:sz w:val="20"/>
@@ -1301,7 +1278,6 @@
           <w:p>
             <w:pPr>
               <w:rPr>
-                <w:rFonts w:hint="cs"/>
                 <w:b/>
                 <w:bCs/>
                 <w:sz w:val="20"/>
@@ -1536,6 +1512,18 @@
           <w:rtl/>
         </w:rPr>
       </w:pPr>
+    </w:p>
+    <w:p>
+      <w:pPr>
+        <w:rPr>
+          <w:rFonts w:ascii="David" w:hAnsi="David" w:cs="David"/>
+          <w:b/>
+          <w:bCs/>
+          <w:sz w:val="24"/>
+          <w:szCs w:val="24"/>
+          <w:rtl/>
+        </w:rPr>
+      </w:pPr>
       <w:r>
         <w:rPr>
           <w:rFonts w:ascii="David" w:hAnsi="David" w:cs="David" w:hint="cs"/>
@@ -1563,21 +1551,21 @@
     </w:p>
     <w:tbl>
       <w:tblPr>
-        <w:tblStyle w:val="ae"/>
+        <w:tblStyle w:val="TableGrid"/>
         <w:bidiVisual/>
-        <w:tblW w:w="5585" w:type="pct"/>
-        <w:tblInd w:w="-743" w:type="dxa"/>
+        <w:tblW w:w="5151" w:type="pct"/>
+        <w:tblInd w:w="-535" w:type="dxa"/>
         <w:tblLayout w:type="fixed"/>
         <w:tblLook w:val="04A0" w:firstRow="1" w:lastRow="0" w:firstColumn="1" w:lastColumn="0" w:noHBand="0" w:noVBand="1"/>
       </w:tblPr>
       <w:tblGrid>
-        <w:gridCol w:w="561"/>
-        <w:gridCol w:w="1135"/>
-        <w:gridCol w:w="2138"/>
-        <w:gridCol w:w="1114"/>
-        <w:gridCol w:w="1027"/>
-        <w:gridCol w:w="1250"/>
-        <w:gridCol w:w="2047"/>
+        <w:gridCol w:w="289"/>
+        <w:gridCol w:w="1146"/>
+        <w:gridCol w:w="2155"/>
+        <w:gridCol w:w="1122"/>
+        <w:gridCol w:w="1035"/>
+        <w:gridCol w:w="1261"/>
+        <w:gridCol w:w="1544"/>
       </w:tblGrid>
       <w:tr>
         <w:trPr>
@@ -1585,7 +1573,7 @@
         </w:trPr>
         <w:tc>
           <w:tcPr>
-            <w:tcW w:w="302" w:type="pct"/>
+            <w:tcW w:w="169" w:type="pct"/>
             <w:tcBorders>
               <w:top w:val="nil"/>
               <w:left w:val="nil"/>
@@ -1607,7 +1595,7 @@
         </w:tc>
         <w:tc>
           <w:tcPr>
-            <w:tcW w:w="612" w:type="pct"/>
+            <w:tcW w:w="670" w:type="pct"/>
           </w:tcPr>
           <w:p>
             <w:pPr>
@@ -1635,7 +1623,7 @@
         </w:tc>
         <w:tc>
           <w:tcPr>
-            <w:tcW w:w="1153" w:type="pct"/>
+            <w:tcW w:w="1260" w:type="pct"/>
           </w:tcPr>
           <w:p>
             <w:pPr>
@@ -1663,7 +1651,7 @@
         </w:tc>
         <w:tc>
           <w:tcPr>
-            <w:tcW w:w="601" w:type="pct"/>
+            <w:tcW w:w="656" w:type="pct"/>
           </w:tcPr>
           <w:p>
             <w:pPr>
@@ -1691,7 +1679,7 @@
         </w:tc>
         <w:tc>
           <w:tcPr>
-            <w:tcW w:w="554" w:type="pct"/>
+            <w:tcW w:w="605" w:type="pct"/>
           </w:tcPr>
           <w:p>
             <w:pPr>
@@ -1719,7 +1707,7 @@
         </w:tc>
         <w:tc>
           <w:tcPr>
-            <w:tcW w:w="674" w:type="pct"/>
+            <w:tcW w:w="737" w:type="pct"/>
           </w:tcPr>
           <w:p>
             <w:pPr>
@@ -1747,7 +1735,7 @@
         </w:tc>
         <w:tc>
           <w:tcPr>
-            <w:tcW w:w="1104" w:type="pct"/>
+            <w:tcW w:w="903" w:type="pct"/>
           </w:tcPr>
           <w:p>
             <w:pPr>
@@ -1815,7 +1803,7 @@
         </w:trPr>
         <w:tc>
           <w:tcPr>
-            <w:tcW w:w="302" w:type="pct"/>
+            <w:tcW w:w="169" w:type="pct"/>
             <w:tcBorders>
               <w:top w:val="nil"/>
               <w:left w:val="nil"/>
@@ -1848,12 +1836,12 @@
         </w:tc>
         <w:tc>
           <w:tcPr>
-            <w:tcW w:w="612" w:type="pct"/>
-          </w:tcPr>
-          <w:p>
-            <w:pPr>
-              <w:rPr>
-                <w:rFonts w:ascii="David" w:hAnsi="David" w:cs="David" w:hint="cs"/>
+            <w:tcW w:w="670" w:type="pct"/>
+          </w:tcPr>
+          <w:p>
+            <w:pPr>
+              <w:rPr>
+                <w:rFonts w:ascii="David" w:hAnsi="David" w:cs="David"/>
                 <w:b/>
                 <w:bCs/>
                 <w:sz w:val="24"/>
@@ -1898,12 +1886,12 @@
         </w:tc>
         <w:tc>
           <w:tcPr>
-            <w:tcW w:w="1153" w:type="pct"/>
-          </w:tcPr>
-          <w:p>
-            <w:pPr>
-              <w:rPr>
-                <w:rFonts w:ascii="David" w:hAnsi="David" w:cs="David" w:hint="cs"/>
+            <w:tcW w:w="1260" w:type="pct"/>
+          </w:tcPr>
+          <w:p>
+            <w:pPr>
+              <w:rPr>
+                <w:rFonts w:ascii="David" w:hAnsi="David" w:cs="David"/>
                 <w:b/>
                 <w:bCs/>
                 <w:sz w:val="24"/>
@@ -1947,68 +1935,81 @@
         </w:tc>
         <w:tc>
           <w:tcPr>
-            <w:tcW w:w="601" w:type="pct"/>
-          </w:tcPr>
-          <w:p>
-            <w:pPr>
-              <w:rPr>
-                <w:rFonts w:ascii="David" w:hAnsi="David" w:cs="David" w:hint="cs"/>
-                <w:b/>
-                <w:bCs/>
-                <w:sz w:val="24"/>
-                <w:szCs w:val="24"/>
-                <w:rtl/>
-              </w:rPr>
-            </w:pPr>
-            <w:r>
-              <w:rPr>
-                <w:rFonts w:ascii="David" w:hAnsi="David" w:cs="David" w:hint="cs"/>
-                <w:b/>
-                <w:bCs/>
-                <w:sz w:val="24"/>
-                <w:szCs w:val="24"/>
-                <w:rtl/>
-              </w:rPr>
-              <w:t>עדי ספיבק</w:t>
-            </w:r>
-          </w:p>
-        </w:tc>
-        <w:tc>
-          <w:tcPr>
-            <w:tcW w:w="554" w:type="pct"/>
-          </w:tcPr>
-          <w:p>
-            <w:pPr>
-              <w:rPr>
-                <w:rFonts w:ascii="David" w:hAnsi="David" w:cs="David" w:hint="cs"/>
-                <w:b/>
-                <w:bCs/>
-                <w:sz w:val="24"/>
-                <w:szCs w:val="24"/>
-                <w:rtl/>
-              </w:rPr>
-            </w:pPr>
-            <w:r>
-              <w:rPr>
-                <w:rFonts w:ascii="David" w:hAnsi="David" w:cs="David" w:hint="cs"/>
-                <w:b/>
-                <w:bCs/>
-                <w:sz w:val="24"/>
-                <w:szCs w:val="24"/>
-                <w:rtl/>
-              </w:rPr>
-              <w:t>14:00-15:30</w:t>
-            </w:r>
-          </w:p>
-        </w:tc>
-        <w:tc>
-          <w:tcPr>
-            <w:tcW w:w="674" w:type="pct"/>
-          </w:tcPr>
-          <w:p>
-            <w:pPr>
-              <w:rPr>
-                <w:rFonts w:ascii="David" w:hAnsi="David" w:cs="David" w:hint="cs"/>
+            <w:tcW w:w="656" w:type="pct"/>
+          </w:tcPr>
+          <w:p>
+            <w:pPr>
+              <w:rPr>
+                <w:rFonts w:ascii="David" w:hAnsi="David" w:cs="David"/>
+                <w:b/>
+                <w:bCs/>
+                <w:sz w:val="24"/>
+                <w:szCs w:val="24"/>
+                <w:rtl/>
+              </w:rPr>
+            </w:pPr>
+            <w:r>
+              <w:rPr>
+                <w:rFonts w:ascii="David" w:hAnsi="David" w:cs="David" w:hint="cs"/>
+                <w:b/>
+                <w:bCs/>
+                <w:sz w:val="24"/>
+                <w:szCs w:val="24"/>
+                <w:rtl/>
+              </w:rPr>
+              <w:t xml:space="preserve">עדי </w:t>
+            </w:r>
+            <w:proofErr w:type="spellStart"/>
+            <w:r>
+              <w:rPr>
+                <w:rFonts w:ascii="David" w:hAnsi="David" w:cs="David" w:hint="cs"/>
+                <w:b/>
+                <w:bCs/>
+                <w:sz w:val="24"/>
+                <w:szCs w:val="24"/>
+                <w:rtl/>
+              </w:rPr>
+              <w:t>ספיבק</w:t>
+            </w:r>
+            <w:proofErr w:type="spellEnd"/>
+          </w:p>
+        </w:tc>
+        <w:tc>
+          <w:tcPr>
+            <w:tcW w:w="605" w:type="pct"/>
+          </w:tcPr>
+          <w:p>
+            <w:pPr>
+              <w:rPr>
+                <w:rFonts w:ascii="David" w:hAnsi="David" w:cs="David"/>
+                <w:b/>
+                <w:bCs/>
+                <w:sz w:val="24"/>
+                <w:szCs w:val="24"/>
+                <w:rtl/>
+              </w:rPr>
+            </w:pPr>
+            <w:r>
+              <w:rPr>
+                <w:rFonts w:ascii="David" w:hAnsi="David" w:cs="David" w:hint="cs"/>
+                <w:b/>
+                <w:bCs/>
+                <w:sz w:val="24"/>
+                <w:szCs w:val="24"/>
+                <w:rtl/>
+              </w:rPr>
+              <w:t>14:30-16:00</w:t>
+            </w:r>
+          </w:p>
+        </w:tc>
+        <w:tc>
+          <w:tcPr>
+            <w:tcW w:w="737" w:type="pct"/>
+          </w:tcPr>
+          <w:p>
+            <w:pPr>
+              <w:rPr>
+                <w:rFonts w:ascii="David" w:hAnsi="David" w:cs="David"/>
                 <w:b/>
                 <w:bCs/>
                 <w:sz w:val="24"/>
@@ -2044,12 +2045,12 @@
         </w:tc>
         <w:tc>
           <w:tcPr>
-            <w:tcW w:w="1104" w:type="pct"/>
-          </w:tcPr>
-          <w:p>
-            <w:pPr>
-              <w:rPr>
-                <w:rFonts w:ascii="David" w:hAnsi="David" w:cs="David" w:hint="cs"/>
+            <w:tcW w:w="903" w:type="pct"/>
+          </w:tcPr>
+          <w:p>
+            <w:pPr>
+              <w:rPr>
+                <w:rFonts w:ascii="David" w:hAnsi="David" w:cs="David"/>
                 <w:b/>
                 <w:bCs/>
                 <w:sz w:val="24"/>
@@ -2074,7 +2075,7 @@
       <w:tr>
         <w:tc>
           <w:tcPr>
-            <w:tcW w:w="302" w:type="pct"/>
+            <w:tcW w:w="169" w:type="pct"/>
           </w:tcPr>
           <w:p>
             <w:pPr>
@@ -2103,7 +2104,7 @@
         </w:tc>
         <w:tc>
           <w:tcPr>
-            <w:tcW w:w="612" w:type="pct"/>
+            <w:tcW w:w="670" w:type="pct"/>
           </w:tcPr>
           <w:p>
             <w:pPr>
@@ -2143,7 +2144,7 @@
         </w:tc>
         <w:tc>
           <w:tcPr>
-            <w:tcW w:w="1153" w:type="pct"/>
+            <w:tcW w:w="1260" w:type="pct"/>
           </w:tcPr>
           <w:p>
             <w:pPr>
@@ -2293,7 +2294,7 @@
           </w:p>
           <w:p>
             <w:pPr>
-              <w:pStyle w:val="a9"/>
+              <w:pStyle w:val="ListParagraph"/>
               <w:ind w:left="0"/>
               <w:rPr>
                 <w:rFonts w:ascii="David" w:hAnsi="David" w:cs="David"/>
@@ -2308,65 +2309,78 @@
         </w:tc>
         <w:tc>
           <w:tcPr>
-            <w:tcW w:w="601" w:type="pct"/>
-          </w:tcPr>
-          <w:p>
-            <w:pPr>
-              <w:spacing w:line="360" w:lineRule="auto"/>
-              <w:rPr>
-                <w:rFonts w:ascii="David" w:hAnsi="David" w:cs="David"/>
-                <w:b/>
-                <w:bCs/>
-                <w:sz w:val="24"/>
-                <w:szCs w:val="24"/>
-                <w:rtl/>
-              </w:rPr>
-            </w:pPr>
-            <w:r>
-              <w:rPr>
-                <w:rFonts w:ascii="David" w:hAnsi="David" w:cs="David" w:hint="cs"/>
-                <w:b/>
-                <w:bCs/>
-                <w:sz w:val="24"/>
-                <w:szCs w:val="24"/>
-                <w:rtl/>
-              </w:rPr>
-              <w:t>עדי ספיבק</w:t>
-            </w:r>
-          </w:p>
-        </w:tc>
-        <w:tc>
-          <w:tcPr>
-            <w:tcW w:w="554" w:type="pct"/>
-          </w:tcPr>
-          <w:p>
-            <w:pPr>
-              <w:spacing w:line="360" w:lineRule="auto"/>
-              <w:rPr>
-                <w:rFonts w:ascii="David" w:hAnsi="David" w:cs="David"/>
-                <w:b/>
-                <w:bCs/>
-                <w:sz w:val="24"/>
-                <w:szCs w:val="24"/>
-                <w:rtl/>
-              </w:rPr>
-            </w:pPr>
-            <w:r>
-              <w:rPr>
-                <w:rFonts w:ascii="David" w:hAnsi="David" w:cs="David" w:hint="cs"/>
-                <w:b/>
-                <w:bCs/>
-                <w:sz w:val="24"/>
-                <w:szCs w:val="24"/>
-                <w:rtl/>
-              </w:rPr>
-              <w:t>14:00-15:30</w:t>
-            </w:r>
-          </w:p>
-        </w:tc>
-        <w:tc>
-          <w:tcPr>
-            <w:tcW w:w="674" w:type="pct"/>
+            <w:tcW w:w="656" w:type="pct"/>
+          </w:tcPr>
+          <w:p>
+            <w:pPr>
+              <w:spacing w:line="360" w:lineRule="auto"/>
+              <w:rPr>
+                <w:rFonts w:ascii="David" w:hAnsi="David" w:cs="David"/>
+                <w:b/>
+                <w:bCs/>
+                <w:sz w:val="24"/>
+                <w:szCs w:val="24"/>
+                <w:rtl/>
+              </w:rPr>
+            </w:pPr>
+            <w:r>
+              <w:rPr>
+                <w:rFonts w:ascii="David" w:hAnsi="David" w:cs="David" w:hint="cs"/>
+                <w:b/>
+                <w:bCs/>
+                <w:sz w:val="24"/>
+                <w:szCs w:val="24"/>
+                <w:rtl/>
+              </w:rPr>
+              <w:t xml:space="preserve">עדי </w:t>
+            </w:r>
+            <w:proofErr w:type="spellStart"/>
+            <w:r>
+              <w:rPr>
+                <w:rFonts w:ascii="David" w:hAnsi="David" w:cs="David" w:hint="cs"/>
+                <w:b/>
+                <w:bCs/>
+                <w:sz w:val="24"/>
+                <w:szCs w:val="24"/>
+                <w:rtl/>
+              </w:rPr>
+              <w:t>ספיבק</w:t>
+            </w:r>
+            <w:proofErr w:type="spellEnd"/>
+          </w:p>
+        </w:tc>
+        <w:tc>
+          <w:tcPr>
+            <w:tcW w:w="605" w:type="pct"/>
+          </w:tcPr>
+          <w:p>
+            <w:pPr>
+              <w:spacing w:line="360" w:lineRule="auto"/>
+              <w:rPr>
+                <w:rFonts w:ascii="David" w:hAnsi="David" w:cs="David"/>
+                <w:b/>
+                <w:bCs/>
+                <w:sz w:val="24"/>
+                <w:szCs w:val="24"/>
+                <w:rtl/>
+              </w:rPr>
+            </w:pPr>
+            <w:r>
+              <w:rPr>
+                <w:rFonts w:ascii="David" w:hAnsi="David" w:cs="David" w:hint="cs"/>
+                <w:b/>
+                <w:bCs/>
+                <w:sz w:val="24"/>
+                <w:szCs w:val="24"/>
+                <w:rtl/>
+              </w:rPr>
+              <w:t>14:30-16:00</w:t>
+            </w:r>
+          </w:p>
+        </w:tc>
+        <w:tc>
+          <w:tcPr>
+            <w:tcW w:w="737" w:type="pct"/>
           </w:tcPr>
           <w:p>
             <w:pPr>
@@ -2408,7 +2422,7 @@
         </w:tc>
         <w:tc>
           <w:tcPr>
-            <w:tcW w:w="1104" w:type="pct"/>
+            <w:tcW w:w="903" w:type="pct"/>
           </w:tcPr>
           <w:p>
             <w:pPr>
@@ -2452,13 +2466,13 @@
       <w:tr>
         <w:tc>
           <w:tcPr>
-            <w:tcW w:w="302" w:type="pct"/>
-          </w:tcPr>
-          <w:p>
-            <w:pPr>
-              <w:spacing w:line="360" w:lineRule="auto"/>
-              <w:rPr>
-                <w:rFonts w:ascii="David" w:hAnsi="David" w:cs="David" w:hint="cs"/>
+            <w:tcW w:w="169" w:type="pct"/>
+          </w:tcPr>
+          <w:p>
+            <w:pPr>
+              <w:spacing w:line="360" w:lineRule="auto"/>
+              <w:rPr>
+                <w:rFonts w:ascii="David" w:hAnsi="David" w:cs="David"/>
                 <w:b/>
                 <w:bCs/>
                 <w:sz w:val="24"/>
@@ -2481,58 +2495,36 @@
         </w:tc>
         <w:tc>
           <w:tcPr>
-            <w:tcW w:w="612" w:type="pct"/>
-          </w:tcPr>
-          <w:p>
-            <w:pPr>
-              <w:spacing w:line="360" w:lineRule="auto"/>
-              <w:rPr>
-                <w:rFonts w:ascii="David" w:hAnsi="David" w:cs="David"/>
-                <w:b/>
-                <w:bCs/>
-                <w:sz w:val="24"/>
-                <w:szCs w:val="24"/>
-                <w:rtl/>
-              </w:rPr>
-            </w:pPr>
-            <w:r>
-              <w:rPr>
-                <w:rFonts w:ascii="David" w:hAnsi="David" w:cs="David" w:hint="cs"/>
-                <w:b/>
-                <w:bCs/>
-                <w:sz w:val="24"/>
-                <w:szCs w:val="24"/>
-                <w:rtl/>
-              </w:rPr>
-              <w:t>1</w:t>
-            </w:r>
-            <w:r>
-              <w:rPr>
-                <w:rFonts w:ascii="David" w:hAnsi="David" w:cs="David" w:hint="cs"/>
-                <w:b/>
-                <w:bCs/>
-                <w:sz w:val="24"/>
-                <w:szCs w:val="24"/>
-                <w:rtl/>
-              </w:rPr>
-              <w:t>4</w:t>
-            </w:r>
-            <w:r>
-              <w:rPr>
-                <w:rFonts w:ascii="David" w:hAnsi="David" w:cs="David" w:hint="cs"/>
-                <w:b/>
-                <w:bCs/>
-                <w:sz w:val="24"/>
-                <w:szCs w:val="24"/>
-                <w:rtl/>
-              </w:rPr>
-              <w:t>.12.26</w:t>
-            </w:r>
-          </w:p>
-        </w:tc>
-        <w:tc>
-          <w:tcPr>
-            <w:tcW w:w="1153" w:type="pct"/>
+            <w:tcW w:w="670" w:type="pct"/>
+          </w:tcPr>
+          <w:p>
+            <w:pPr>
+              <w:spacing w:line="360" w:lineRule="auto"/>
+              <w:rPr>
+                <w:rFonts w:ascii="David" w:hAnsi="David" w:cs="David"/>
+                <w:b/>
+                <w:bCs/>
+                <w:sz w:val="24"/>
+                <w:szCs w:val="24"/>
+                <w:rtl/>
+              </w:rPr>
+            </w:pPr>
+            <w:r>
+              <w:rPr>
+                <w:rFonts w:ascii="David" w:hAnsi="David" w:cs="David" w:hint="cs"/>
+                <w:b/>
+                <w:bCs/>
+                <w:sz w:val="24"/>
+                <w:szCs w:val="24"/>
+                <w:rtl/>
+              </w:rPr>
+              <w:t>14.12.26</w:t>
+            </w:r>
+          </w:p>
+        </w:tc>
+        <w:tc>
+          <w:tcPr>
+            <w:tcW w:w="1260" w:type="pct"/>
           </w:tcPr>
           <w:p>
             <w:pPr>
@@ -2572,7 +2564,7 @@
           <w:p>
             <w:pPr>
               <w:rPr>
-                <w:rFonts w:ascii="David" w:hAnsi="David" w:cs="David" w:hint="cs"/>
+                <w:rFonts w:ascii="David" w:hAnsi="David" w:cs="David"/>
                 <w:b/>
                 <w:bCs/>
                 <w:sz w:val="24"/>
@@ -2606,71 +2598,84 @@
         </w:tc>
         <w:tc>
           <w:tcPr>
-            <w:tcW w:w="601" w:type="pct"/>
-          </w:tcPr>
-          <w:p>
-            <w:pPr>
-              <w:spacing w:line="360" w:lineRule="auto"/>
-              <w:rPr>
-                <w:rFonts w:ascii="David" w:hAnsi="David" w:cs="David" w:hint="cs"/>
-                <w:b/>
-                <w:bCs/>
-                <w:sz w:val="24"/>
-                <w:szCs w:val="24"/>
-                <w:rtl/>
-              </w:rPr>
-            </w:pPr>
-            <w:r>
-              <w:rPr>
-                <w:rFonts w:ascii="David" w:hAnsi="David" w:cs="David" w:hint="cs"/>
-                <w:b/>
-                <w:bCs/>
-                <w:sz w:val="24"/>
-                <w:szCs w:val="24"/>
-                <w:rtl/>
-              </w:rPr>
-              <w:t>עדי ספיבק</w:t>
-            </w:r>
-          </w:p>
-        </w:tc>
-        <w:tc>
-          <w:tcPr>
-            <w:tcW w:w="554" w:type="pct"/>
-          </w:tcPr>
-          <w:p>
-            <w:pPr>
-              <w:spacing w:line="360" w:lineRule="auto"/>
-              <w:rPr>
-                <w:rFonts w:ascii="David" w:hAnsi="David" w:cs="David" w:hint="cs"/>
-                <w:b/>
-                <w:bCs/>
-                <w:sz w:val="24"/>
-                <w:szCs w:val="24"/>
-                <w:rtl/>
-              </w:rPr>
-            </w:pPr>
-            <w:r>
-              <w:rPr>
-                <w:rFonts w:ascii="David" w:hAnsi="David" w:cs="David" w:hint="cs"/>
-                <w:b/>
-                <w:bCs/>
-                <w:sz w:val="24"/>
-                <w:szCs w:val="24"/>
-                <w:rtl/>
-              </w:rPr>
-              <w:t>14:00-15:30</w:t>
-            </w:r>
-          </w:p>
-        </w:tc>
-        <w:tc>
-          <w:tcPr>
-            <w:tcW w:w="674" w:type="pct"/>
-          </w:tcPr>
-          <w:p>
-            <w:pPr>
-              <w:spacing w:line="360" w:lineRule="auto"/>
-              <w:rPr>
-                <w:rFonts w:ascii="David" w:hAnsi="David" w:cs="David" w:hint="cs"/>
+            <w:tcW w:w="656" w:type="pct"/>
+          </w:tcPr>
+          <w:p>
+            <w:pPr>
+              <w:spacing w:line="360" w:lineRule="auto"/>
+              <w:rPr>
+                <w:rFonts w:ascii="David" w:hAnsi="David" w:cs="David"/>
+                <w:b/>
+                <w:bCs/>
+                <w:sz w:val="24"/>
+                <w:szCs w:val="24"/>
+                <w:rtl/>
+              </w:rPr>
+            </w:pPr>
+            <w:r>
+              <w:rPr>
+                <w:rFonts w:ascii="David" w:hAnsi="David" w:cs="David" w:hint="cs"/>
+                <w:b/>
+                <w:bCs/>
+                <w:sz w:val="24"/>
+                <w:szCs w:val="24"/>
+                <w:rtl/>
+              </w:rPr>
+              <w:t xml:space="preserve">עדי </w:t>
+            </w:r>
+            <w:proofErr w:type="spellStart"/>
+            <w:r>
+              <w:rPr>
+                <w:rFonts w:ascii="David" w:hAnsi="David" w:cs="David" w:hint="cs"/>
+                <w:b/>
+                <w:bCs/>
+                <w:sz w:val="24"/>
+                <w:szCs w:val="24"/>
+                <w:rtl/>
+              </w:rPr>
+              <w:t>ספיבק</w:t>
+            </w:r>
+            <w:proofErr w:type="spellEnd"/>
+          </w:p>
+        </w:tc>
+        <w:tc>
+          <w:tcPr>
+            <w:tcW w:w="605" w:type="pct"/>
+          </w:tcPr>
+          <w:p>
+            <w:pPr>
+              <w:spacing w:line="360" w:lineRule="auto"/>
+              <w:rPr>
+                <w:rFonts w:ascii="David" w:hAnsi="David" w:cs="David"/>
+                <w:b/>
+                <w:bCs/>
+                <w:sz w:val="24"/>
+                <w:szCs w:val="24"/>
+                <w:rtl/>
+              </w:rPr>
+            </w:pPr>
+            <w:r>
+              <w:rPr>
+                <w:rFonts w:ascii="David" w:hAnsi="David" w:cs="David" w:hint="cs"/>
+                <w:b/>
+                <w:bCs/>
+                <w:sz w:val="24"/>
+                <w:szCs w:val="24"/>
+                <w:rtl/>
+              </w:rPr>
+              <w:t>14:30-16:00</w:t>
+            </w:r>
+          </w:p>
+        </w:tc>
+        <w:tc>
+          <w:tcPr>
+            <w:tcW w:w="737" w:type="pct"/>
+          </w:tcPr>
+          <w:p>
+            <w:pPr>
+              <w:spacing w:line="360" w:lineRule="auto"/>
+              <w:rPr>
+                <w:rFonts w:ascii="David" w:hAnsi="David" w:cs="David"/>
                 <w:b/>
                 <w:bCs/>
                 <w:sz w:val="24"/>
@@ -2706,7 +2711,7 @@
         </w:tc>
         <w:tc>
           <w:tcPr>
-            <w:tcW w:w="1104" w:type="pct"/>
+            <w:tcW w:w="903" w:type="pct"/>
           </w:tcPr>
           <w:p>
             <w:pPr>
@@ -2736,7 +2741,7 @@
             <w:pPr>
               <w:spacing w:line="360" w:lineRule="auto"/>
               <w:rPr>
-                <w:rFonts w:ascii="David" w:hAnsi="David" w:cs="David" w:hint="cs"/>
+                <w:rFonts w:ascii="David" w:hAnsi="David" w:cs="David"/>
                 <w:b/>
                 <w:bCs/>
                 <w:sz w:val="24"/>
@@ -2750,7 +2755,7 @@
       <w:tr>
         <w:tc>
           <w:tcPr>
-            <w:tcW w:w="302" w:type="pct"/>
+            <w:tcW w:w="169" w:type="pct"/>
           </w:tcPr>
           <w:p>
             <w:pPr>
@@ -2779,58 +2784,36 @@
         </w:tc>
         <w:tc>
           <w:tcPr>
-            <w:tcW w:w="612" w:type="pct"/>
-          </w:tcPr>
-          <w:p>
-            <w:pPr>
-              <w:spacing w:line="360" w:lineRule="auto"/>
-              <w:rPr>
-                <w:rFonts w:ascii="David" w:hAnsi="David" w:cs="David"/>
-                <w:b/>
-                <w:bCs/>
-                <w:sz w:val="24"/>
-                <w:szCs w:val="24"/>
-                <w:rtl/>
-              </w:rPr>
-            </w:pPr>
-            <w:r>
-              <w:rPr>
-                <w:rFonts w:ascii="David" w:hAnsi="David" w:cs="David" w:hint="cs"/>
-                <w:b/>
-                <w:bCs/>
-                <w:sz w:val="24"/>
-                <w:szCs w:val="24"/>
-                <w:rtl/>
-              </w:rPr>
-              <w:t>2</w:t>
-            </w:r>
-            <w:r>
-              <w:rPr>
-                <w:rFonts w:ascii="David" w:hAnsi="David" w:cs="David" w:hint="cs"/>
-                <w:b/>
-                <w:bCs/>
-                <w:sz w:val="24"/>
-                <w:szCs w:val="24"/>
-                <w:rtl/>
-              </w:rPr>
-              <w:t>1</w:t>
-            </w:r>
-            <w:r>
-              <w:rPr>
-                <w:rFonts w:ascii="David" w:hAnsi="David" w:cs="David" w:hint="cs"/>
-                <w:b/>
-                <w:bCs/>
-                <w:sz w:val="24"/>
-                <w:szCs w:val="24"/>
-                <w:rtl/>
-              </w:rPr>
-              <w:t>.12.26</w:t>
-            </w:r>
-          </w:p>
-        </w:tc>
-        <w:tc>
-          <w:tcPr>
-            <w:tcW w:w="1153" w:type="pct"/>
+            <w:tcW w:w="670" w:type="pct"/>
+          </w:tcPr>
+          <w:p>
+            <w:pPr>
+              <w:spacing w:line="360" w:lineRule="auto"/>
+              <w:rPr>
+                <w:rFonts w:ascii="David" w:hAnsi="David" w:cs="David"/>
+                <w:b/>
+                <w:bCs/>
+                <w:sz w:val="24"/>
+                <w:szCs w:val="24"/>
+                <w:rtl/>
+              </w:rPr>
+            </w:pPr>
+            <w:r>
+              <w:rPr>
+                <w:rFonts w:ascii="David" w:hAnsi="David" w:cs="David" w:hint="cs"/>
+                <w:b/>
+                <w:bCs/>
+                <w:sz w:val="24"/>
+                <w:szCs w:val="24"/>
+                <w:rtl/>
+              </w:rPr>
+              <w:t>21.12.26</w:t>
+            </w:r>
+          </w:p>
+        </w:tc>
+        <w:tc>
+          <w:tcPr>
+            <w:tcW w:w="1260" w:type="pct"/>
           </w:tcPr>
           <w:p>
             <w:pPr>
@@ -2982,65 +2965,78 @@
         </w:tc>
         <w:tc>
           <w:tcPr>
-            <w:tcW w:w="601" w:type="pct"/>
-          </w:tcPr>
-          <w:p>
-            <w:pPr>
-              <w:spacing w:line="360" w:lineRule="auto"/>
-              <w:rPr>
-                <w:rFonts w:ascii="David" w:hAnsi="David" w:cs="David"/>
-                <w:b/>
-                <w:bCs/>
-                <w:sz w:val="24"/>
-                <w:szCs w:val="24"/>
-                <w:rtl/>
-              </w:rPr>
-            </w:pPr>
-            <w:r>
-              <w:rPr>
-                <w:rFonts w:ascii="David" w:hAnsi="David" w:cs="David" w:hint="cs"/>
-                <w:b/>
-                <w:bCs/>
-                <w:sz w:val="24"/>
-                <w:szCs w:val="24"/>
-                <w:rtl/>
-              </w:rPr>
-              <w:t>עדי ספיבק</w:t>
-            </w:r>
-          </w:p>
-        </w:tc>
-        <w:tc>
-          <w:tcPr>
-            <w:tcW w:w="554" w:type="pct"/>
-          </w:tcPr>
-          <w:p>
-            <w:pPr>
-              <w:spacing w:line="360" w:lineRule="auto"/>
-              <w:rPr>
-                <w:rFonts w:ascii="David" w:hAnsi="David" w:cs="David"/>
-                <w:b/>
-                <w:bCs/>
-                <w:sz w:val="24"/>
-                <w:szCs w:val="24"/>
-                <w:rtl/>
-              </w:rPr>
-            </w:pPr>
-            <w:r>
-              <w:rPr>
-                <w:rFonts w:ascii="David" w:hAnsi="David" w:cs="David" w:hint="cs"/>
-                <w:b/>
-                <w:bCs/>
-                <w:sz w:val="24"/>
-                <w:szCs w:val="24"/>
-                <w:rtl/>
-              </w:rPr>
-              <w:t>14:00-15:30</w:t>
-            </w:r>
-          </w:p>
-        </w:tc>
-        <w:tc>
-          <w:tcPr>
-            <w:tcW w:w="674" w:type="pct"/>
+            <w:tcW w:w="656" w:type="pct"/>
+          </w:tcPr>
+          <w:p>
+            <w:pPr>
+              <w:spacing w:line="360" w:lineRule="auto"/>
+              <w:rPr>
+                <w:rFonts w:ascii="David" w:hAnsi="David" w:cs="David"/>
+                <w:b/>
+                <w:bCs/>
+                <w:sz w:val="24"/>
+                <w:szCs w:val="24"/>
+                <w:rtl/>
+              </w:rPr>
+            </w:pPr>
+            <w:r>
+              <w:rPr>
+                <w:rFonts w:ascii="David" w:hAnsi="David" w:cs="David" w:hint="cs"/>
+                <w:b/>
+                <w:bCs/>
+                <w:sz w:val="24"/>
+                <w:szCs w:val="24"/>
+                <w:rtl/>
+              </w:rPr>
+              <w:t xml:space="preserve">עדי </w:t>
+            </w:r>
+            <w:proofErr w:type="spellStart"/>
+            <w:r>
+              <w:rPr>
+                <w:rFonts w:ascii="David" w:hAnsi="David" w:cs="David" w:hint="cs"/>
+                <w:b/>
+                <w:bCs/>
+                <w:sz w:val="24"/>
+                <w:szCs w:val="24"/>
+                <w:rtl/>
+              </w:rPr>
+              <w:t>ספיבק</w:t>
+            </w:r>
+            <w:proofErr w:type="spellEnd"/>
+          </w:p>
+        </w:tc>
+        <w:tc>
+          <w:tcPr>
+            <w:tcW w:w="605" w:type="pct"/>
+          </w:tcPr>
+          <w:p>
+            <w:pPr>
+              <w:spacing w:line="360" w:lineRule="auto"/>
+              <w:rPr>
+                <w:rFonts w:ascii="David" w:hAnsi="David" w:cs="David"/>
+                <w:b/>
+                <w:bCs/>
+                <w:sz w:val="24"/>
+                <w:szCs w:val="24"/>
+                <w:rtl/>
+              </w:rPr>
+            </w:pPr>
+            <w:r>
+              <w:rPr>
+                <w:rFonts w:ascii="David" w:hAnsi="David" w:cs="David" w:hint="cs"/>
+                <w:b/>
+                <w:bCs/>
+                <w:sz w:val="24"/>
+                <w:szCs w:val="24"/>
+                <w:rtl/>
+              </w:rPr>
+              <w:t>14:30-16:00</w:t>
+            </w:r>
+          </w:p>
+        </w:tc>
+        <w:tc>
+          <w:tcPr>
+            <w:tcW w:w="737" w:type="pct"/>
           </w:tcPr>
           <w:p>
             <w:pPr>
@@ -3082,7 +3078,7 @@
         </w:tc>
         <w:tc>
           <w:tcPr>
-            <w:tcW w:w="1104" w:type="pct"/>
+            <w:tcW w:w="903" w:type="pct"/>
           </w:tcPr>
           <w:p>
             <w:pPr>
@@ -3113,7 +3109,7 @@
       <w:tr>
         <w:tc>
           <w:tcPr>
-            <w:tcW w:w="302" w:type="pct"/>
+            <w:tcW w:w="169" w:type="pct"/>
           </w:tcPr>
           <w:p>
             <w:pPr>
@@ -3142,47 +3138,36 @@
         </w:tc>
         <w:tc>
           <w:tcPr>
-            <w:tcW w:w="612" w:type="pct"/>
-          </w:tcPr>
-          <w:p>
-            <w:pPr>
-              <w:spacing w:line="360" w:lineRule="auto"/>
-              <w:rPr>
-                <w:rFonts w:ascii="David" w:hAnsi="David" w:cs="David"/>
-                <w:b/>
-                <w:bCs/>
-                <w:sz w:val="24"/>
-                <w:szCs w:val="24"/>
-                <w:rtl/>
-              </w:rPr>
-            </w:pPr>
-            <w:r>
-              <w:rPr>
-                <w:rFonts w:ascii="David" w:hAnsi="David" w:cs="David" w:hint="cs"/>
-                <w:b/>
-                <w:bCs/>
-                <w:sz w:val="24"/>
-                <w:szCs w:val="24"/>
-                <w:rtl/>
-              </w:rPr>
-              <w:t>11.</w:t>
-            </w:r>
-            <w:r>
-              <w:rPr>
-                <w:rFonts w:ascii="David" w:hAnsi="David" w:cs="David" w:hint="cs"/>
-                <w:b/>
-                <w:bCs/>
-                <w:sz w:val="24"/>
-                <w:szCs w:val="24"/>
-                <w:rtl/>
-              </w:rPr>
-              <w:t>1.27</w:t>
-            </w:r>
-          </w:p>
-        </w:tc>
-        <w:tc>
-          <w:tcPr>
-            <w:tcW w:w="1153" w:type="pct"/>
+            <w:tcW w:w="670" w:type="pct"/>
+          </w:tcPr>
+          <w:p>
+            <w:pPr>
+              <w:spacing w:line="360" w:lineRule="auto"/>
+              <w:rPr>
+                <w:rFonts w:ascii="David" w:hAnsi="David" w:cs="David"/>
+                <w:b/>
+                <w:bCs/>
+                <w:sz w:val="24"/>
+                <w:szCs w:val="24"/>
+                <w:rtl/>
+              </w:rPr>
+            </w:pPr>
+            <w:r>
+              <w:rPr>
+                <w:rFonts w:ascii="David" w:hAnsi="David" w:cs="David" w:hint="cs"/>
+                <w:b/>
+                <w:bCs/>
+                <w:sz w:val="24"/>
+                <w:szCs w:val="24"/>
+                <w:rtl/>
+              </w:rPr>
+              <w:t>11.1.27</w:t>
+            </w:r>
+          </w:p>
+        </w:tc>
+        <w:tc>
+          <w:tcPr>
+            <w:tcW w:w="1260" w:type="pct"/>
           </w:tcPr>
           <w:p>
             <w:pPr>
@@ -3280,65 +3265,78 @@
         </w:tc>
         <w:tc>
           <w:tcPr>
-            <w:tcW w:w="601" w:type="pct"/>
-          </w:tcPr>
-          <w:p>
-            <w:pPr>
-              <w:spacing w:line="360" w:lineRule="auto"/>
-              <w:rPr>
-                <w:rFonts w:ascii="David" w:hAnsi="David" w:cs="David"/>
-                <w:b/>
-                <w:bCs/>
-                <w:sz w:val="24"/>
-                <w:szCs w:val="24"/>
-                <w:rtl/>
-              </w:rPr>
-            </w:pPr>
-            <w:r>
-              <w:rPr>
-                <w:rFonts w:ascii="David" w:hAnsi="David" w:cs="David" w:hint="cs"/>
-                <w:b/>
-                <w:bCs/>
-                <w:sz w:val="24"/>
-                <w:szCs w:val="24"/>
-                <w:rtl/>
-              </w:rPr>
-              <w:t>עדי ספיבק</w:t>
-            </w:r>
-          </w:p>
-        </w:tc>
-        <w:tc>
-          <w:tcPr>
-            <w:tcW w:w="554" w:type="pct"/>
-          </w:tcPr>
-          <w:p>
-            <w:pPr>
-              <w:spacing w:line="360" w:lineRule="auto"/>
-              <w:rPr>
-                <w:rFonts w:ascii="David" w:hAnsi="David" w:cs="David"/>
-                <w:b/>
-                <w:bCs/>
-                <w:sz w:val="24"/>
-                <w:szCs w:val="24"/>
-                <w:rtl/>
-              </w:rPr>
-            </w:pPr>
-            <w:r>
-              <w:rPr>
-                <w:rFonts w:ascii="David" w:hAnsi="David" w:cs="David" w:hint="cs"/>
-                <w:b/>
-                <w:bCs/>
-                <w:sz w:val="24"/>
-                <w:szCs w:val="24"/>
-                <w:rtl/>
-              </w:rPr>
-              <w:t>14:00-15:30</w:t>
-            </w:r>
-          </w:p>
-        </w:tc>
-        <w:tc>
-          <w:tcPr>
-            <w:tcW w:w="674" w:type="pct"/>
+            <w:tcW w:w="656" w:type="pct"/>
+          </w:tcPr>
+          <w:p>
+            <w:pPr>
+              <w:spacing w:line="360" w:lineRule="auto"/>
+              <w:rPr>
+                <w:rFonts w:ascii="David" w:hAnsi="David" w:cs="David"/>
+                <w:b/>
+                <w:bCs/>
+                <w:sz w:val="24"/>
+                <w:szCs w:val="24"/>
+                <w:rtl/>
+              </w:rPr>
+            </w:pPr>
+            <w:r>
+              <w:rPr>
+                <w:rFonts w:ascii="David" w:hAnsi="David" w:cs="David" w:hint="cs"/>
+                <w:b/>
+                <w:bCs/>
+                <w:sz w:val="24"/>
+                <w:szCs w:val="24"/>
+                <w:rtl/>
+              </w:rPr>
+              <w:t xml:space="preserve">עדי </w:t>
+            </w:r>
+            <w:proofErr w:type="spellStart"/>
+            <w:r>
+              <w:rPr>
+                <w:rFonts w:ascii="David" w:hAnsi="David" w:cs="David" w:hint="cs"/>
+                <w:b/>
+                <w:bCs/>
+                <w:sz w:val="24"/>
+                <w:szCs w:val="24"/>
+                <w:rtl/>
+              </w:rPr>
+              <w:t>ספיבק</w:t>
+            </w:r>
+            <w:proofErr w:type="spellEnd"/>
+          </w:p>
+        </w:tc>
+        <w:tc>
+          <w:tcPr>
+            <w:tcW w:w="605" w:type="pct"/>
+          </w:tcPr>
+          <w:p>
+            <w:pPr>
+              <w:spacing w:line="360" w:lineRule="auto"/>
+              <w:rPr>
+                <w:rFonts w:ascii="David" w:hAnsi="David" w:cs="David"/>
+                <w:b/>
+                <w:bCs/>
+                <w:sz w:val="24"/>
+                <w:szCs w:val="24"/>
+                <w:rtl/>
+              </w:rPr>
+            </w:pPr>
+            <w:r>
+              <w:rPr>
+                <w:rFonts w:ascii="David" w:hAnsi="David" w:cs="David" w:hint="cs"/>
+                <w:b/>
+                <w:bCs/>
+                <w:sz w:val="24"/>
+                <w:szCs w:val="24"/>
+                <w:rtl/>
+              </w:rPr>
+              <w:t>14:30-16:00</w:t>
+            </w:r>
+          </w:p>
+        </w:tc>
+        <w:tc>
+          <w:tcPr>
+            <w:tcW w:w="737" w:type="pct"/>
           </w:tcPr>
           <w:p>
             <w:pPr>
@@ -3380,7 +3378,7 @@
         </w:tc>
         <w:tc>
           <w:tcPr>
-            <w:tcW w:w="1104" w:type="pct"/>
+            <w:tcW w:w="903" w:type="pct"/>
           </w:tcPr>
           <w:p>
             <w:pPr>
@@ -3424,13 +3422,13 @@
       <w:tr>
         <w:tc>
           <w:tcPr>
-            <w:tcW w:w="302" w:type="pct"/>
-          </w:tcPr>
-          <w:p>
-            <w:pPr>
-              <w:spacing w:line="360" w:lineRule="auto"/>
-              <w:rPr>
-                <w:rFonts w:ascii="David" w:hAnsi="David" w:cs="David" w:hint="cs"/>
+            <w:tcW w:w="169" w:type="pct"/>
+          </w:tcPr>
+          <w:p>
+            <w:pPr>
+              <w:spacing w:line="360" w:lineRule="auto"/>
+              <w:rPr>
+                <w:rFonts w:ascii="David" w:hAnsi="David" w:cs="David"/>
                 <w:b/>
                 <w:bCs/>
                 <w:sz w:val="24"/>
@@ -3453,13 +3451,13 @@
         </w:tc>
         <w:tc>
           <w:tcPr>
-            <w:tcW w:w="612" w:type="pct"/>
-          </w:tcPr>
-          <w:p>
-            <w:pPr>
-              <w:spacing w:line="360" w:lineRule="auto"/>
-              <w:rPr>
-                <w:rFonts w:ascii="David" w:hAnsi="David" w:cs="David" w:hint="cs"/>
+            <w:tcW w:w="670" w:type="pct"/>
+          </w:tcPr>
+          <w:p>
+            <w:pPr>
+              <w:spacing w:line="360" w:lineRule="auto"/>
+              <w:rPr>
+                <w:rFonts w:ascii="David" w:hAnsi="David" w:cs="David"/>
                 <w:b/>
                 <w:bCs/>
                 <w:sz w:val="24"/>
@@ -3482,7 +3480,7 @@
         </w:tc>
         <w:tc>
           <w:tcPr>
-            <w:tcW w:w="1153" w:type="pct"/>
+            <w:tcW w:w="1260" w:type="pct"/>
           </w:tcPr>
           <w:p>
             <w:pPr>
@@ -3644,42 +3642,55 @@
         </w:tc>
         <w:tc>
           <w:tcPr>
-            <w:tcW w:w="601" w:type="pct"/>
-          </w:tcPr>
-          <w:p>
-            <w:pPr>
-              <w:spacing w:line="360" w:lineRule="auto"/>
-              <w:rPr>
-                <w:rFonts w:ascii="David" w:hAnsi="David" w:cs="David" w:hint="cs"/>
-                <w:b/>
-                <w:bCs/>
-                <w:sz w:val="24"/>
-                <w:szCs w:val="24"/>
-                <w:rtl/>
-              </w:rPr>
-            </w:pPr>
-            <w:r>
-              <w:rPr>
-                <w:rFonts w:ascii="David" w:hAnsi="David" w:cs="David" w:hint="cs"/>
-                <w:b/>
-                <w:bCs/>
-                <w:sz w:val="24"/>
-                <w:szCs w:val="24"/>
-                <w:rtl/>
-              </w:rPr>
-              <w:t>עדי ספיבק</w:t>
-            </w:r>
-          </w:p>
-        </w:tc>
-        <w:tc>
-          <w:tcPr>
-            <w:tcW w:w="554" w:type="pct"/>
-          </w:tcPr>
-          <w:p>
-            <w:pPr>
-              <w:spacing w:line="360" w:lineRule="auto"/>
-              <w:rPr>
-                <w:rFonts w:ascii="David" w:hAnsi="David" w:cs="David" w:hint="cs"/>
+            <w:tcW w:w="656" w:type="pct"/>
+          </w:tcPr>
+          <w:p>
+            <w:pPr>
+              <w:spacing w:line="360" w:lineRule="auto"/>
+              <w:rPr>
+                <w:rFonts w:ascii="David" w:hAnsi="David" w:cs="David"/>
+                <w:b/>
+                <w:bCs/>
+                <w:sz w:val="24"/>
+                <w:szCs w:val="24"/>
+                <w:rtl/>
+              </w:rPr>
+            </w:pPr>
+            <w:r>
+              <w:rPr>
+                <w:rFonts w:ascii="David" w:hAnsi="David" w:cs="David" w:hint="cs"/>
+                <w:b/>
+                <w:bCs/>
+                <w:sz w:val="24"/>
+                <w:szCs w:val="24"/>
+                <w:rtl/>
+              </w:rPr>
+              <w:t xml:space="preserve">עדי </w:t>
+            </w:r>
+            <w:proofErr w:type="spellStart"/>
+            <w:r>
+              <w:rPr>
+                <w:rFonts w:ascii="David" w:hAnsi="David" w:cs="David" w:hint="cs"/>
+                <w:b/>
+                <w:bCs/>
+                <w:sz w:val="24"/>
+                <w:szCs w:val="24"/>
+                <w:rtl/>
+              </w:rPr>
+              <w:t>ספיבק</w:t>
+            </w:r>
+            <w:proofErr w:type="spellEnd"/>
+          </w:p>
+        </w:tc>
+        <w:tc>
+          <w:tcPr>
+            <w:tcW w:w="605" w:type="pct"/>
+          </w:tcPr>
+          <w:p>
+            <w:pPr>
+              <w:spacing w:line="360" w:lineRule="auto"/>
+              <w:rPr>
+                <w:rFonts w:ascii="David" w:hAnsi="David" w:cs="David"/>
                 <w:b/>
                 <w:bCs/>
                 <w:sz w:val="24"/>
@@ -3702,13 +3713,13 @@
         </w:tc>
         <w:tc>
           <w:tcPr>
-            <w:tcW w:w="674" w:type="pct"/>
-          </w:tcPr>
-          <w:p>
-            <w:pPr>
-              <w:spacing w:line="360" w:lineRule="auto"/>
-              <w:rPr>
-                <w:rFonts w:ascii="David" w:hAnsi="David" w:cs="David" w:hint="cs"/>
+            <w:tcW w:w="737" w:type="pct"/>
+          </w:tcPr>
+          <w:p>
+            <w:pPr>
+              <w:spacing w:line="360" w:lineRule="auto"/>
+              <w:rPr>
+                <w:rFonts w:ascii="David" w:hAnsi="David" w:cs="David"/>
                 <w:b/>
                 <w:bCs/>
                 <w:sz w:val="24"/>
@@ -3744,7 +3755,7 @@
         </w:tc>
         <w:tc>
           <w:tcPr>
-            <w:tcW w:w="1104" w:type="pct"/>
+            <w:tcW w:w="903" w:type="pct"/>
           </w:tcPr>
           <w:p>
             <w:pPr>
@@ -3774,7 +3785,7 @@
             <w:pPr>
               <w:spacing w:line="360" w:lineRule="auto"/>
               <w:rPr>
-                <w:rFonts w:ascii="David" w:hAnsi="David" w:cs="David" w:hint="cs"/>
+                <w:rFonts w:ascii="David" w:hAnsi="David" w:cs="David"/>
                 <w:b/>
                 <w:bCs/>
                 <w:sz w:val="24"/>
@@ -3788,13 +3799,13 @@
       <w:tr>
         <w:tc>
           <w:tcPr>
-            <w:tcW w:w="302" w:type="pct"/>
-          </w:tcPr>
-          <w:p>
-            <w:pPr>
-              <w:spacing w:line="360" w:lineRule="auto"/>
-              <w:rPr>
-                <w:rFonts w:ascii="David" w:hAnsi="David" w:cs="David" w:hint="cs"/>
+            <w:tcW w:w="169" w:type="pct"/>
+          </w:tcPr>
+          <w:p>
+            <w:pPr>
+              <w:spacing w:line="360" w:lineRule="auto"/>
+              <w:rPr>
+                <w:rFonts w:ascii="David" w:hAnsi="David" w:cs="David"/>
                 <w:b/>
                 <w:bCs/>
                 <w:sz w:val="24"/>
@@ -3818,51 +3829,40 @@
         </w:tc>
         <w:tc>
           <w:tcPr>
-            <w:tcW w:w="612" w:type="pct"/>
-          </w:tcPr>
-          <w:p>
-            <w:pPr>
-              <w:spacing w:line="360" w:lineRule="auto"/>
-              <w:rPr>
-                <w:rFonts w:ascii="David" w:hAnsi="David" w:cs="David" w:hint="cs"/>
-                <w:b/>
-                <w:bCs/>
-                <w:sz w:val="24"/>
-                <w:szCs w:val="24"/>
-                <w:rtl/>
-              </w:rPr>
-            </w:pPr>
-            <w:r>
-              <w:rPr>
-                <w:rFonts w:ascii="David" w:hAnsi="David" w:cs="David" w:hint="cs"/>
-                <w:b/>
-                <w:bCs/>
-                <w:sz w:val="24"/>
-                <w:szCs w:val="24"/>
-                <w:rtl/>
-              </w:rPr>
-              <w:t>15.</w:t>
-            </w:r>
-            <w:r>
-              <w:rPr>
-                <w:rFonts w:ascii="David" w:hAnsi="David" w:cs="David" w:hint="cs"/>
-                <w:b/>
-                <w:bCs/>
-                <w:sz w:val="24"/>
-                <w:szCs w:val="24"/>
-                <w:rtl/>
-              </w:rPr>
-              <w:t>2.27</w:t>
-            </w:r>
-          </w:p>
-        </w:tc>
-        <w:tc>
-          <w:tcPr>
-            <w:tcW w:w="1153" w:type="pct"/>
-          </w:tcPr>
-          <w:p>
-            <w:pPr>
-              <w:pStyle w:val="a9"/>
+            <w:tcW w:w="670" w:type="pct"/>
+          </w:tcPr>
+          <w:p>
+            <w:pPr>
+              <w:spacing w:line="360" w:lineRule="auto"/>
+              <w:rPr>
+                <w:rFonts w:ascii="David" w:hAnsi="David" w:cs="David"/>
+                <w:b/>
+                <w:bCs/>
+                <w:sz w:val="24"/>
+                <w:szCs w:val="24"/>
+                <w:rtl/>
+              </w:rPr>
+            </w:pPr>
+            <w:r>
+              <w:rPr>
+                <w:rFonts w:ascii="David" w:hAnsi="David" w:cs="David" w:hint="cs"/>
+                <w:b/>
+                <w:bCs/>
+                <w:sz w:val="24"/>
+                <w:szCs w:val="24"/>
+                <w:rtl/>
+              </w:rPr>
+              <w:t>15.2.27</w:t>
+            </w:r>
+          </w:p>
+        </w:tc>
+        <w:tc>
+          <w:tcPr>
+            <w:tcW w:w="1260" w:type="pct"/>
+          </w:tcPr>
+          <w:p>
+            <w:pPr>
+              <w:pStyle w:val="ListParagraph"/>
               <w:ind w:left="0"/>
               <w:rPr>
                 <w:rFonts w:ascii="David" w:hAnsi="David" w:cs="David"/>
@@ -3920,71 +3920,84 @@
         </w:tc>
         <w:tc>
           <w:tcPr>
-            <w:tcW w:w="601" w:type="pct"/>
-          </w:tcPr>
-          <w:p>
-            <w:pPr>
-              <w:spacing w:line="360" w:lineRule="auto"/>
-              <w:rPr>
-                <w:rFonts w:ascii="David" w:hAnsi="David" w:cs="David" w:hint="cs"/>
-                <w:b/>
-                <w:bCs/>
-                <w:sz w:val="24"/>
-                <w:szCs w:val="24"/>
-                <w:rtl/>
-              </w:rPr>
-            </w:pPr>
-            <w:r>
-              <w:rPr>
-                <w:rFonts w:ascii="David" w:hAnsi="David" w:cs="David" w:hint="cs"/>
-                <w:b/>
-                <w:bCs/>
-                <w:sz w:val="24"/>
-                <w:szCs w:val="24"/>
-                <w:rtl/>
-              </w:rPr>
-              <w:t>עדי ספיבק</w:t>
-            </w:r>
-          </w:p>
-        </w:tc>
-        <w:tc>
-          <w:tcPr>
-            <w:tcW w:w="554" w:type="pct"/>
-          </w:tcPr>
-          <w:p>
-            <w:pPr>
-              <w:spacing w:line="360" w:lineRule="auto"/>
-              <w:rPr>
-                <w:rFonts w:ascii="David" w:hAnsi="David" w:cs="David" w:hint="cs"/>
-                <w:b/>
-                <w:bCs/>
-                <w:sz w:val="24"/>
-                <w:szCs w:val="24"/>
-                <w:rtl/>
-              </w:rPr>
-            </w:pPr>
-            <w:r>
-              <w:rPr>
-                <w:rFonts w:ascii="David" w:hAnsi="David" w:cs="David" w:hint="cs"/>
-                <w:b/>
-                <w:bCs/>
-                <w:sz w:val="24"/>
-                <w:szCs w:val="24"/>
-                <w:rtl/>
-              </w:rPr>
-              <w:t>14:00-15:30</w:t>
-            </w:r>
-          </w:p>
-        </w:tc>
-        <w:tc>
-          <w:tcPr>
-            <w:tcW w:w="674" w:type="pct"/>
-          </w:tcPr>
-          <w:p>
-            <w:pPr>
-              <w:spacing w:line="360" w:lineRule="auto"/>
-              <w:rPr>
-                <w:rFonts w:ascii="David" w:hAnsi="David" w:cs="David" w:hint="cs"/>
+            <w:tcW w:w="656" w:type="pct"/>
+          </w:tcPr>
+          <w:p>
+            <w:pPr>
+              <w:spacing w:line="360" w:lineRule="auto"/>
+              <w:rPr>
+                <w:rFonts w:ascii="David" w:hAnsi="David" w:cs="David"/>
+                <w:b/>
+                <w:bCs/>
+                <w:sz w:val="24"/>
+                <w:szCs w:val="24"/>
+                <w:rtl/>
+              </w:rPr>
+            </w:pPr>
+            <w:r>
+              <w:rPr>
+                <w:rFonts w:ascii="David" w:hAnsi="David" w:cs="David" w:hint="cs"/>
+                <w:b/>
+                <w:bCs/>
+                <w:sz w:val="24"/>
+                <w:szCs w:val="24"/>
+                <w:rtl/>
+              </w:rPr>
+              <w:t xml:space="preserve">עדי </w:t>
+            </w:r>
+            <w:proofErr w:type="spellStart"/>
+            <w:r>
+              <w:rPr>
+                <w:rFonts w:ascii="David" w:hAnsi="David" w:cs="David" w:hint="cs"/>
+                <w:b/>
+                <w:bCs/>
+                <w:sz w:val="24"/>
+                <w:szCs w:val="24"/>
+                <w:rtl/>
+              </w:rPr>
+              <w:t>ספיבק</w:t>
+            </w:r>
+            <w:proofErr w:type="spellEnd"/>
+          </w:p>
+        </w:tc>
+        <w:tc>
+          <w:tcPr>
+            <w:tcW w:w="605" w:type="pct"/>
+          </w:tcPr>
+          <w:p>
+            <w:pPr>
+              <w:spacing w:line="360" w:lineRule="auto"/>
+              <w:rPr>
+                <w:rFonts w:ascii="David" w:hAnsi="David" w:cs="David"/>
+                <w:b/>
+                <w:bCs/>
+                <w:sz w:val="24"/>
+                <w:szCs w:val="24"/>
+                <w:rtl/>
+              </w:rPr>
+            </w:pPr>
+            <w:r>
+              <w:rPr>
+                <w:rFonts w:ascii="David" w:hAnsi="David" w:cs="David" w:hint="cs"/>
+                <w:b/>
+                <w:bCs/>
+                <w:sz w:val="24"/>
+                <w:szCs w:val="24"/>
+                <w:rtl/>
+              </w:rPr>
+              <w:t>14:30-16:00</w:t>
+            </w:r>
+          </w:p>
+        </w:tc>
+        <w:tc>
+          <w:tcPr>
+            <w:tcW w:w="737" w:type="pct"/>
+          </w:tcPr>
+          <w:p>
+            <w:pPr>
+              <w:spacing w:line="360" w:lineRule="auto"/>
+              <w:rPr>
+                <w:rFonts w:ascii="David" w:hAnsi="David" w:cs="David"/>
                 <w:b/>
                 <w:bCs/>
                 <w:sz w:val="24"/>
@@ -4020,13 +4033,13 @@
         </w:tc>
         <w:tc>
           <w:tcPr>
-            <w:tcW w:w="1104" w:type="pct"/>
-          </w:tcPr>
-          <w:p>
-            <w:pPr>
-              <w:spacing w:line="360" w:lineRule="auto"/>
-              <w:rPr>
-                <w:rFonts w:ascii="David" w:hAnsi="David" w:cs="David" w:hint="cs"/>
+            <w:tcW w:w="903" w:type="pct"/>
+          </w:tcPr>
+          <w:p>
+            <w:pPr>
+              <w:spacing w:line="360" w:lineRule="auto"/>
+              <w:rPr>
+                <w:rFonts w:ascii="David" w:hAnsi="David" w:cs="David"/>
                 <w:b/>
                 <w:bCs/>
                 <w:sz w:val="24"/>
@@ -4051,7 +4064,7 @@
       <w:tr>
         <w:tc>
           <w:tcPr>
-            <w:tcW w:w="302" w:type="pct"/>
+            <w:tcW w:w="169" w:type="pct"/>
           </w:tcPr>
           <w:p>
             <w:pPr>
@@ -4080,7 +4093,7 @@
         </w:tc>
         <w:tc>
           <w:tcPr>
-            <w:tcW w:w="612" w:type="pct"/>
+            <w:tcW w:w="670" w:type="pct"/>
           </w:tcPr>
           <w:p>
             <w:pPr>
@@ -4109,7 +4122,7 @@
         </w:tc>
         <w:tc>
           <w:tcPr>
-            <w:tcW w:w="1153" w:type="pct"/>
+            <w:tcW w:w="1260" w:type="pct"/>
           </w:tcPr>
           <w:p>
             <w:pPr>
@@ -4251,7 +4264,7 @@
           </w:p>
           <w:p>
             <w:pPr>
-              <w:pStyle w:val="a9"/>
+              <w:pStyle w:val="ListParagraph"/>
               <w:ind w:left="0"/>
               <w:rPr>
                 <w:rFonts w:ascii="David" w:hAnsi="David" w:cs="David"/>
@@ -4265,65 +4278,78 @@
         </w:tc>
         <w:tc>
           <w:tcPr>
-            <w:tcW w:w="601" w:type="pct"/>
-          </w:tcPr>
-          <w:p>
-            <w:pPr>
-              <w:spacing w:line="360" w:lineRule="auto"/>
-              <w:rPr>
-                <w:rFonts w:ascii="David" w:hAnsi="David" w:cs="David"/>
-                <w:b/>
-                <w:bCs/>
-                <w:sz w:val="24"/>
-                <w:szCs w:val="24"/>
-                <w:rtl/>
-              </w:rPr>
-            </w:pPr>
-            <w:r>
-              <w:rPr>
-                <w:rFonts w:ascii="David" w:hAnsi="David" w:cs="David" w:hint="cs"/>
-                <w:b/>
-                <w:bCs/>
-                <w:sz w:val="24"/>
-                <w:szCs w:val="24"/>
-                <w:rtl/>
-              </w:rPr>
-              <w:t>עדי ספיבק</w:t>
-            </w:r>
-          </w:p>
-        </w:tc>
-        <w:tc>
-          <w:tcPr>
-            <w:tcW w:w="554" w:type="pct"/>
-          </w:tcPr>
-          <w:p>
-            <w:pPr>
-              <w:spacing w:line="360" w:lineRule="auto"/>
-              <w:rPr>
-                <w:rFonts w:ascii="David" w:hAnsi="David" w:cs="David"/>
-                <w:b/>
-                <w:bCs/>
-                <w:sz w:val="24"/>
-                <w:szCs w:val="24"/>
-                <w:rtl/>
-              </w:rPr>
-            </w:pPr>
-            <w:r>
-              <w:rPr>
-                <w:rFonts w:ascii="David" w:hAnsi="David" w:cs="David" w:hint="cs"/>
-                <w:b/>
-                <w:bCs/>
-                <w:sz w:val="24"/>
-                <w:szCs w:val="24"/>
-                <w:rtl/>
-              </w:rPr>
-              <w:t>14:00-15:30</w:t>
-            </w:r>
-          </w:p>
-        </w:tc>
-        <w:tc>
-          <w:tcPr>
-            <w:tcW w:w="674" w:type="pct"/>
+            <w:tcW w:w="656" w:type="pct"/>
+          </w:tcPr>
+          <w:p>
+            <w:pPr>
+              <w:spacing w:line="360" w:lineRule="auto"/>
+              <w:rPr>
+                <w:rFonts w:ascii="David" w:hAnsi="David" w:cs="David"/>
+                <w:b/>
+                <w:bCs/>
+                <w:sz w:val="24"/>
+                <w:szCs w:val="24"/>
+                <w:rtl/>
+              </w:rPr>
+            </w:pPr>
+            <w:r>
+              <w:rPr>
+                <w:rFonts w:ascii="David" w:hAnsi="David" w:cs="David" w:hint="cs"/>
+                <w:b/>
+                <w:bCs/>
+                <w:sz w:val="24"/>
+                <w:szCs w:val="24"/>
+                <w:rtl/>
+              </w:rPr>
+              <w:t xml:space="preserve">עדי </w:t>
+            </w:r>
+            <w:proofErr w:type="spellStart"/>
+            <w:r>
+              <w:rPr>
+                <w:rFonts w:ascii="David" w:hAnsi="David" w:cs="David" w:hint="cs"/>
+                <w:b/>
+                <w:bCs/>
+                <w:sz w:val="24"/>
+                <w:szCs w:val="24"/>
+                <w:rtl/>
+              </w:rPr>
+              <w:t>ספיבק</w:t>
+            </w:r>
+            <w:proofErr w:type="spellEnd"/>
+          </w:p>
+        </w:tc>
+        <w:tc>
+          <w:tcPr>
+            <w:tcW w:w="605" w:type="pct"/>
+          </w:tcPr>
+          <w:p>
+            <w:pPr>
+              <w:spacing w:line="360" w:lineRule="auto"/>
+              <w:rPr>
+                <w:rFonts w:ascii="David" w:hAnsi="David" w:cs="David"/>
+                <w:b/>
+                <w:bCs/>
+                <w:sz w:val="24"/>
+                <w:szCs w:val="24"/>
+                <w:rtl/>
+              </w:rPr>
+            </w:pPr>
+            <w:r>
+              <w:rPr>
+                <w:rFonts w:ascii="David" w:hAnsi="David" w:cs="David" w:hint="cs"/>
+                <w:b/>
+                <w:bCs/>
+                <w:sz w:val="24"/>
+                <w:szCs w:val="24"/>
+                <w:rtl/>
+              </w:rPr>
+              <w:t>14:30-16:00</w:t>
+            </w:r>
+          </w:p>
+        </w:tc>
+        <w:tc>
+          <w:tcPr>
+            <w:tcW w:w="737" w:type="pct"/>
           </w:tcPr>
           <w:p>
             <w:pPr>
@@ -4365,7 +4391,7 @@
         </w:tc>
         <w:tc>
           <w:tcPr>
-            <w:tcW w:w="1104" w:type="pct"/>
+            <w:tcW w:w="903" w:type="pct"/>
           </w:tcPr>
           <w:p>
             <w:pPr>
@@ -4396,7 +4422,7 @@
       <w:tr>
         <w:tc>
           <w:tcPr>
-            <w:tcW w:w="302" w:type="pct"/>
+            <w:tcW w:w="169" w:type="pct"/>
           </w:tcPr>
           <w:p>
             <w:pPr>
@@ -4425,58 +4451,36 @@
         </w:tc>
         <w:tc>
           <w:tcPr>
-            <w:tcW w:w="612" w:type="pct"/>
-          </w:tcPr>
-          <w:p>
-            <w:pPr>
-              <w:spacing w:line="360" w:lineRule="auto"/>
-              <w:rPr>
-                <w:rFonts w:ascii="David" w:hAnsi="David" w:cs="David"/>
-                <w:b/>
-                <w:bCs/>
-                <w:sz w:val="24"/>
-                <w:szCs w:val="24"/>
-                <w:rtl/>
-              </w:rPr>
-            </w:pPr>
-            <w:r>
-              <w:rPr>
-                <w:rFonts w:ascii="David" w:hAnsi="David" w:cs="David" w:hint="cs"/>
-                <w:b/>
-                <w:bCs/>
-                <w:sz w:val="24"/>
-                <w:szCs w:val="24"/>
-                <w:rtl/>
-              </w:rPr>
-              <w:t>1</w:t>
-            </w:r>
-            <w:r>
-              <w:rPr>
-                <w:rFonts w:ascii="David" w:hAnsi="David" w:cs="David" w:hint="cs"/>
-                <w:b/>
-                <w:bCs/>
-                <w:sz w:val="24"/>
-                <w:szCs w:val="24"/>
-                <w:rtl/>
-              </w:rPr>
-              <w:t>5</w:t>
-            </w:r>
-            <w:r>
-              <w:rPr>
-                <w:rFonts w:ascii="David" w:hAnsi="David" w:cs="David" w:hint="cs"/>
-                <w:b/>
-                <w:bCs/>
-                <w:sz w:val="24"/>
-                <w:szCs w:val="24"/>
-                <w:rtl/>
-              </w:rPr>
-              <w:t>.3.27</w:t>
-            </w:r>
-          </w:p>
-        </w:tc>
-        <w:tc>
-          <w:tcPr>
-            <w:tcW w:w="1153" w:type="pct"/>
+            <w:tcW w:w="670" w:type="pct"/>
+          </w:tcPr>
+          <w:p>
+            <w:pPr>
+              <w:spacing w:line="360" w:lineRule="auto"/>
+              <w:rPr>
+                <w:rFonts w:ascii="David" w:hAnsi="David" w:cs="David"/>
+                <w:b/>
+                <w:bCs/>
+                <w:sz w:val="24"/>
+                <w:szCs w:val="24"/>
+                <w:rtl/>
+              </w:rPr>
+            </w:pPr>
+            <w:r>
+              <w:rPr>
+                <w:rFonts w:ascii="David" w:hAnsi="David" w:cs="David" w:hint="cs"/>
+                <w:b/>
+                <w:bCs/>
+                <w:sz w:val="24"/>
+                <w:szCs w:val="24"/>
+                <w:rtl/>
+              </w:rPr>
+              <w:t>15.3.27</w:t>
+            </w:r>
+          </w:p>
+        </w:tc>
+        <w:tc>
+          <w:tcPr>
+            <w:tcW w:w="1260" w:type="pct"/>
           </w:tcPr>
           <w:p>
             <w:pPr>
@@ -4541,65 +4545,78 @@
         </w:tc>
         <w:tc>
           <w:tcPr>
-            <w:tcW w:w="601" w:type="pct"/>
-          </w:tcPr>
-          <w:p>
-            <w:pPr>
-              <w:spacing w:line="360" w:lineRule="auto"/>
-              <w:rPr>
-                <w:rFonts w:ascii="David" w:hAnsi="David" w:cs="David"/>
-                <w:b/>
-                <w:bCs/>
-                <w:sz w:val="24"/>
-                <w:szCs w:val="24"/>
-                <w:rtl/>
-              </w:rPr>
-            </w:pPr>
-            <w:r>
-              <w:rPr>
-                <w:rFonts w:ascii="David" w:hAnsi="David" w:cs="David" w:hint="cs"/>
-                <w:b/>
-                <w:bCs/>
-                <w:sz w:val="24"/>
-                <w:szCs w:val="24"/>
-                <w:rtl/>
-              </w:rPr>
-              <w:t>עדי ספיבק</w:t>
-            </w:r>
-          </w:p>
-        </w:tc>
-        <w:tc>
-          <w:tcPr>
-            <w:tcW w:w="554" w:type="pct"/>
-          </w:tcPr>
-          <w:p>
-            <w:pPr>
-              <w:spacing w:line="360" w:lineRule="auto"/>
-              <w:rPr>
-                <w:rFonts w:ascii="David" w:hAnsi="David" w:cs="David"/>
-                <w:b/>
-                <w:bCs/>
-                <w:sz w:val="24"/>
-                <w:szCs w:val="24"/>
-                <w:rtl/>
-              </w:rPr>
-            </w:pPr>
-            <w:r>
-              <w:rPr>
-                <w:rFonts w:ascii="David" w:hAnsi="David" w:cs="David" w:hint="cs"/>
-                <w:b/>
-                <w:bCs/>
-                <w:sz w:val="24"/>
-                <w:szCs w:val="24"/>
-                <w:rtl/>
-              </w:rPr>
-              <w:t>14:00-15:30</w:t>
-            </w:r>
-          </w:p>
-        </w:tc>
-        <w:tc>
-          <w:tcPr>
-            <w:tcW w:w="674" w:type="pct"/>
+            <w:tcW w:w="656" w:type="pct"/>
+          </w:tcPr>
+          <w:p>
+            <w:pPr>
+              <w:spacing w:line="360" w:lineRule="auto"/>
+              <w:rPr>
+                <w:rFonts w:ascii="David" w:hAnsi="David" w:cs="David"/>
+                <w:b/>
+                <w:bCs/>
+                <w:sz w:val="24"/>
+                <w:szCs w:val="24"/>
+                <w:rtl/>
+              </w:rPr>
+            </w:pPr>
+            <w:r>
+              <w:rPr>
+                <w:rFonts w:ascii="David" w:hAnsi="David" w:cs="David" w:hint="cs"/>
+                <w:b/>
+                <w:bCs/>
+                <w:sz w:val="24"/>
+                <w:szCs w:val="24"/>
+                <w:rtl/>
+              </w:rPr>
+              <w:t xml:space="preserve">עדי </w:t>
+            </w:r>
+            <w:proofErr w:type="spellStart"/>
+            <w:r>
+              <w:rPr>
+                <w:rFonts w:ascii="David" w:hAnsi="David" w:cs="David" w:hint="cs"/>
+                <w:b/>
+                <w:bCs/>
+                <w:sz w:val="24"/>
+                <w:szCs w:val="24"/>
+                <w:rtl/>
+              </w:rPr>
+              <w:t>ספיבק</w:t>
+            </w:r>
+            <w:proofErr w:type="spellEnd"/>
+          </w:p>
+        </w:tc>
+        <w:tc>
+          <w:tcPr>
+            <w:tcW w:w="605" w:type="pct"/>
+          </w:tcPr>
+          <w:p>
+            <w:pPr>
+              <w:spacing w:line="360" w:lineRule="auto"/>
+              <w:rPr>
+                <w:rFonts w:ascii="David" w:hAnsi="David" w:cs="David"/>
+                <w:b/>
+                <w:bCs/>
+                <w:sz w:val="24"/>
+                <w:szCs w:val="24"/>
+                <w:rtl/>
+              </w:rPr>
+            </w:pPr>
+            <w:r>
+              <w:rPr>
+                <w:rFonts w:ascii="David" w:hAnsi="David" w:cs="David" w:hint="cs"/>
+                <w:b/>
+                <w:bCs/>
+                <w:sz w:val="24"/>
+                <w:szCs w:val="24"/>
+                <w:rtl/>
+              </w:rPr>
+              <w:t>14:30-16:00</w:t>
+            </w:r>
+          </w:p>
+        </w:tc>
+        <w:tc>
+          <w:tcPr>
+            <w:tcW w:w="737" w:type="pct"/>
           </w:tcPr>
           <w:p>
             <w:pPr>
@@ -4641,7 +4658,7 @@
         </w:tc>
         <w:tc>
           <w:tcPr>
-            <w:tcW w:w="1104" w:type="pct"/>
+            <w:tcW w:w="903" w:type="pct"/>
           </w:tcPr>
           <w:p>
             <w:pPr>
@@ -4672,7 +4689,7 @@
       <w:tr>
         <w:tc>
           <w:tcPr>
-            <w:tcW w:w="302" w:type="pct"/>
+            <w:tcW w:w="169" w:type="pct"/>
           </w:tcPr>
           <w:p>
             <w:pPr>
@@ -4701,46 +4718,35 @@
         </w:tc>
         <w:tc>
           <w:tcPr>
-            <w:tcW w:w="612" w:type="pct"/>
-          </w:tcPr>
-          <w:p>
-            <w:pPr>
-              <w:rPr>
-                <w:rFonts w:ascii="David" w:hAnsi="David" w:cs="David"/>
-                <w:b/>
-                <w:bCs/>
-                <w:sz w:val="24"/>
-                <w:szCs w:val="24"/>
-                <w:rtl/>
-              </w:rPr>
-            </w:pPr>
-            <w:r>
-              <w:rPr>
-                <w:rFonts w:ascii="David" w:hAnsi="David" w:cs="David" w:hint="cs"/>
-                <w:b/>
-                <w:bCs/>
-                <w:sz w:val="24"/>
-                <w:szCs w:val="24"/>
-                <w:rtl/>
-              </w:rPr>
-              <w:t>5</w:t>
-            </w:r>
-            <w:r>
-              <w:rPr>
-                <w:rFonts w:ascii="David" w:hAnsi="David" w:cs="David" w:hint="cs"/>
-                <w:b/>
-                <w:bCs/>
-                <w:sz w:val="24"/>
-                <w:szCs w:val="24"/>
-                <w:rtl/>
-              </w:rPr>
-              <w:t>.4.27</w:t>
-            </w:r>
-          </w:p>
-        </w:tc>
-        <w:tc>
-          <w:tcPr>
-            <w:tcW w:w="1153" w:type="pct"/>
+            <w:tcW w:w="670" w:type="pct"/>
+          </w:tcPr>
+          <w:p>
+            <w:pPr>
+              <w:rPr>
+                <w:rFonts w:ascii="David" w:hAnsi="David" w:cs="David"/>
+                <w:b/>
+                <w:bCs/>
+                <w:sz w:val="24"/>
+                <w:szCs w:val="24"/>
+                <w:rtl/>
+              </w:rPr>
+            </w:pPr>
+            <w:r>
+              <w:rPr>
+                <w:rFonts w:ascii="David" w:hAnsi="David" w:cs="David" w:hint="cs"/>
+                <w:b/>
+                <w:bCs/>
+                <w:sz w:val="24"/>
+                <w:szCs w:val="24"/>
+                <w:rtl/>
+              </w:rPr>
+              <w:t>5.4.27</w:t>
+            </w:r>
+          </w:p>
+        </w:tc>
+        <w:tc>
+          <w:tcPr>
+            <w:tcW w:w="1260" w:type="pct"/>
           </w:tcPr>
           <w:p>
             <w:pPr>
@@ -4888,7 +4894,7 @@
         </w:tc>
         <w:tc>
           <w:tcPr>
-            <w:tcW w:w="601" w:type="pct"/>
+            <w:tcW w:w="656" w:type="pct"/>
           </w:tcPr>
           <w:p>
             <w:pPr>
@@ -4917,36 +4923,36 @@
         </w:tc>
         <w:tc>
           <w:tcPr>
-            <w:tcW w:w="554" w:type="pct"/>
-          </w:tcPr>
-          <w:p>
-            <w:pPr>
-              <w:spacing w:line="360" w:lineRule="auto"/>
-              <w:rPr>
-                <w:rFonts w:ascii="David" w:hAnsi="David" w:cs="David"/>
-                <w:b/>
-                <w:bCs/>
-                <w:sz w:val="24"/>
-                <w:szCs w:val="24"/>
-                <w:rtl/>
-              </w:rPr>
-            </w:pPr>
-            <w:r>
-              <w:rPr>
-                <w:rFonts w:ascii="David" w:hAnsi="David" w:cs="David" w:hint="cs"/>
-                <w:b/>
-                <w:bCs/>
-                <w:sz w:val="24"/>
-                <w:szCs w:val="24"/>
-                <w:rtl/>
-              </w:rPr>
-              <w:t>14:00-15:30</w:t>
-            </w:r>
-          </w:p>
-        </w:tc>
-        <w:tc>
-          <w:tcPr>
-            <w:tcW w:w="674" w:type="pct"/>
+            <w:tcW w:w="605" w:type="pct"/>
+          </w:tcPr>
+          <w:p>
+            <w:pPr>
+              <w:spacing w:line="360" w:lineRule="auto"/>
+              <w:rPr>
+                <w:rFonts w:ascii="David" w:hAnsi="David" w:cs="David"/>
+                <w:b/>
+                <w:bCs/>
+                <w:sz w:val="24"/>
+                <w:szCs w:val="24"/>
+                <w:rtl/>
+              </w:rPr>
+            </w:pPr>
+            <w:r>
+              <w:rPr>
+                <w:rFonts w:ascii="David" w:hAnsi="David" w:cs="David" w:hint="cs"/>
+                <w:b/>
+                <w:bCs/>
+                <w:sz w:val="24"/>
+                <w:szCs w:val="24"/>
+                <w:rtl/>
+              </w:rPr>
+              <w:t>14:30-16:00</w:t>
+            </w:r>
+          </w:p>
+        </w:tc>
+        <w:tc>
+          <w:tcPr>
+            <w:tcW w:w="737" w:type="pct"/>
           </w:tcPr>
           <w:p>
             <w:pPr>
@@ -4988,7 +4994,7 @@
         </w:tc>
         <w:tc>
           <w:tcPr>
-            <w:tcW w:w="1104" w:type="pct"/>
+            <w:tcW w:w="903" w:type="pct"/>
           </w:tcPr>
           <w:p>
             <w:pPr>
@@ -5019,7 +5025,7 @@
       <w:tr>
         <w:tc>
           <w:tcPr>
-            <w:tcW w:w="302" w:type="pct"/>
+            <w:tcW w:w="169" w:type="pct"/>
           </w:tcPr>
           <w:p>
             <w:pPr>
@@ -5048,58 +5054,36 @@
         </w:tc>
         <w:tc>
           <w:tcPr>
-            <w:tcW w:w="612" w:type="pct"/>
-          </w:tcPr>
-          <w:p>
-            <w:pPr>
-              <w:spacing w:line="360" w:lineRule="auto"/>
-              <w:rPr>
-                <w:rFonts w:ascii="David" w:hAnsi="David" w:cs="David"/>
-                <w:b/>
-                <w:bCs/>
-                <w:sz w:val="24"/>
-                <w:szCs w:val="24"/>
-                <w:rtl/>
-              </w:rPr>
-            </w:pPr>
-            <w:r>
-              <w:rPr>
-                <w:rFonts w:ascii="David" w:hAnsi="David" w:cs="David" w:hint="cs"/>
-                <w:b/>
-                <w:bCs/>
-                <w:sz w:val="24"/>
-                <w:szCs w:val="24"/>
-                <w:rtl/>
-              </w:rPr>
-              <w:t>1</w:t>
-            </w:r>
-            <w:r>
-              <w:rPr>
-                <w:rFonts w:ascii="David" w:hAnsi="David" w:cs="David" w:hint="cs"/>
-                <w:b/>
-                <w:bCs/>
-                <w:sz w:val="24"/>
-                <w:szCs w:val="24"/>
-                <w:rtl/>
-              </w:rPr>
-              <w:t>2</w:t>
-            </w:r>
-            <w:r>
-              <w:rPr>
-                <w:rFonts w:ascii="David" w:hAnsi="David" w:cs="David" w:hint="cs"/>
-                <w:b/>
-                <w:bCs/>
-                <w:sz w:val="24"/>
-                <w:szCs w:val="24"/>
-                <w:rtl/>
-              </w:rPr>
-              <w:t>.4.27</w:t>
-            </w:r>
-          </w:p>
-        </w:tc>
-        <w:tc>
-          <w:tcPr>
-            <w:tcW w:w="1153" w:type="pct"/>
+            <w:tcW w:w="670" w:type="pct"/>
+          </w:tcPr>
+          <w:p>
+            <w:pPr>
+              <w:spacing w:line="360" w:lineRule="auto"/>
+              <w:rPr>
+                <w:rFonts w:ascii="David" w:hAnsi="David" w:cs="David"/>
+                <w:b/>
+                <w:bCs/>
+                <w:sz w:val="24"/>
+                <w:szCs w:val="24"/>
+                <w:rtl/>
+              </w:rPr>
+            </w:pPr>
+            <w:r>
+              <w:rPr>
+                <w:rFonts w:ascii="David" w:hAnsi="David" w:cs="David" w:hint="cs"/>
+                <w:b/>
+                <w:bCs/>
+                <w:sz w:val="24"/>
+                <w:szCs w:val="24"/>
+                <w:rtl/>
+              </w:rPr>
+              <w:t>12.4.27</w:t>
+            </w:r>
+          </w:p>
+        </w:tc>
+        <w:tc>
+          <w:tcPr>
+            <w:tcW w:w="1260" w:type="pct"/>
           </w:tcPr>
           <w:p>
             <w:pPr>
@@ -5128,7 +5112,7 @@
         </w:tc>
         <w:tc>
           <w:tcPr>
-            <w:tcW w:w="601" w:type="pct"/>
+            <w:tcW w:w="656" w:type="pct"/>
           </w:tcPr>
           <w:p>
             <w:pPr>
@@ -5157,36 +5141,36 @@
         </w:tc>
         <w:tc>
           <w:tcPr>
-            <w:tcW w:w="554" w:type="pct"/>
-          </w:tcPr>
-          <w:p>
-            <w:pPr>
-              <w:spacing w:line="360" w:lineRule="auto"/>
-              <w:rPr>
-                <w:rFonts w:ascii="David" w:hAnsi="David" w:cs="David"/>
-                <w:b/>
-                <w:bCs/>
-                <w:sz w:val="24"/>
-                <w:szCs w:val="24"/>
-                <w:rtl/>
-              </w:rPr>
-            </w:pPr>
-            <w:r>
-              <w:rPr>
-                <w:rFonts w:ascii="David" w:hAnsi="David" w:cs="David" w:hint="cs"/>
-                <w:b/>
-                <w:bCs/>
-                <w:sz w:val="24"/>
-                <w:szCs w:val="24"/>
-                <w:rtl/>
-              </w:rPr>
-              <w:t>14:00-15:30</w:t>
-            </w:r>
-          </w:p>
-        </w:tc>
-        <w:tc>
-          <w:tcPr>
-            <w:tcW w:w="674" w:type="pct"/>
+            <w:tcW w:w="605" w:type="pct"/>
+          </w:tcPr>
+          <w:p>
+            <w:pPr>
+              <w:spacing w:line="360" w:lineRule="auto"/>
+              <w:rPr>
+                <w:rFonts w:ascii="David" w:hAnsi="David" w:cs="David"/>
+                <w:b/>
+                <w:bCs/>
+                <w:sz w:val="24"/>
+                <w:szCs w:val="24"/>
+                <w:rtl/>
+              </w:rPr>
+            </w:pPr>
+            <w:r>
+              <w:rPr>
+                <w:rFonts w:ascii="David" w:hAnsi="David" w:cs="David" w:hint="cs"/>
+                <w:b/>
+                <w:bCs/>
+                <w:sz w:val="24"/>
+                <w:szCs w:val="24"/>
+                <w:rtl/>
+              </w:rPr>
+              <w:t>14:30-16:00</w:t>
+            </w:r>
+          </w:p>
+        </w:tc>
+        <w:tc>
+          <w:tcPr>
+            <w:tcW w:w="737" w:type="pct"/>
           </w:tcPr>
           <w:p>
             <w:pPr>
@@ -5228,11 +5212,11 @@
         </w:tc>
         <w:tc>
           <w:tcPr>
-            <w:tcW w:w="1104" w:type="pct"/>
-          </w:tcPr>
-          <w:p>
-            <w:pPr>
-              <w:pStyle w:val="a9"/>
+            <w:tcW w:w="903" w:type="pct"/>
+          </w:tcPr>
+          <w:p>
+            <w:pPr>
+              <w:pStyle w:val="ListParagraph"/>
               <w:numPr>
                 <w:ilvl w:val="0"/>
                 <w:numId w:val="1"/>
@@ -5260,7 +5244,7 @@
           </w:p>
           <w:p>
             <w:pPr>
-              <w:pStyle w:val="a9"/>
+              <w:pStyle w:val="ListParagraph"/>
               <w:spacing w:line="360" w:lineRule="auto"/>
               <w:rPr>
                 <w:rFonts w:ascii="David" w:hAnsi="David" w:cs="David"/>
@@ -5288,7 +5272,7 @@
       <w:tr>
         <w:tc>
           <w:tcPr>
-            <w:tcW w:w="302" w:type="pct"/>
+            <w:tcW w:w="169" w:type="pct"/>
           </w:tcPr>
           <w:p>
             <w:pPr>
@@ -5317,62 +5301,40 @@
         </w:tc>
         <w:tc>
           <w:tcPr>
-            <w:tcW w:w="612" w:type="pct"/>
-          </w:tcPr>
-          <w:p>
-            <w:pPr>
-              <w:spacing w:line="360" w:lineRule="auto"/>
-              <w:rPr>
-                <w:rFonts w:ascii="David" w:hAnsi="David" w:cs="David"/>
-                <w:b/>
-                <w:bCs/>
-                <w:sz w:val="24"/>
-                <w:szCs w:val="24"/>
-                <w:rtl/>
-              </w:rPr>
-            </w:pPr>
-            <w:r>
-              <w:rPr>
-                <w:rFonts w:ascii="David" w:hAnsi="David" w:cs="David" w:hint="cs"/>
-                <w:b/>
-                <w:bCs/>
-                <w:sz w:val="24"/>
-                <w:szCs w:val="24"/>
-                <w:rtl/>
-              </w:rPr>
-              <w:t>3</w:t>
-            </w:r>
-            <w:r>
-              <w:rPr>
-                <w:rFonts w:ascii="David" w:hAnsi="David" w:cs="David" w:hint="cs"/>
-                <w:b/>
-                <w:bCs/>
-                <w:sz w:val="24"/>
-                <w:szCs w:val="24"/>
-                <w:rtl/>
-              </w:rPr>
-              <w:t>1</w:t>
-            </w:r>
-            <w:r>
-              <w:rPr>
-                <w:rFonts w:ascii="David" w:hAnsi="David" w:cs="David" w:hint="cs"/>
-                <w:b/>
-                <w:bCs/>
-                <w:sz w:val="24"/>
-                <w:szCs w:val="24"/>
-                <w:rtl/>
-              </w:rPr>
-              <w:t>.5.27</w:t>
-            </w:r>
-          </w:p>
-        </w:tc>
-        <w:tc>
-          <w:tcPr>
-            <w:tcW w:w="1153" w:type="pct"/>
-          </w:tcPr>
-          <w:p>
-            <w:pPr>
-              <w:pStyle w:val="a9"/>
+            <w:tcW w:w="670" w:type="pct"/>
+          </w:tcPr>
+          <w:p>
+            <w:pPr>
+              <w:spacing w:line="360" w:lineRule="auto"/>
+              <w:rPr>
+                <w:rFonts w:ascii="David" w:hAnsi="David" w:cs="David"/>
+                <w:b/>
+                <w:bCs/>
+                <w:sz w:val="24"/>
+                <w:szCs w:val="24"/>
+                <w:rtl/>
+              </w:rPr>
+            </w:pPr>
+            <w:r>
+              <w:rPr>
+                <w:rFonts w:ascii="David" w:hAnsi="David" w:cs="David" w:hint="cs"/>
+                <w:b/>
+                <w:bCs/>
+                <w:sz w:val="24"/>
+                <w:szCs w:val="24"/>
+                <w:rtl/>
+              </w:rPr>
+              <w:t>31.5.27</w:t>
+            </w:r>
+          </w:p>
+        </w:tc>
+        <w:tc>
+          <w:tcPr>
+            <w:tcW w:w="1260" w:type="pct"/>
+          </w:tcPr>
+          <w:p>
+            <w:pPr>
+              <w:pStyle w:val="ListParagraph"/>
               <w:ind w:left="0"/>
               <w:rPr>
                 <w:rFonts w:ascii="David" w:hAnsi="David" w:cs="David"/>
@@ -5398,7 +5360,7 @@
         </w:tc>
         <w:tc>
           <w:tcPr>
-            <w:tcW w:w="601" w:type="pct"/>
+            <w:tcW w:w="656" w:type="pct"/>
           </w:tcPr>
           <w:p>
             <w:pPr>
@@ -5427,36 +5389,36 @@
         </w:tc>
         <w:tc>
           <w:tcPr>
-            <w:tcW w:w="554" w:type="pct"/>
-          </w:tcPr>
-          <w:p>
-            <w:pPr>
-              <w:spacing w:line="360" w:lineRule="auto"/>
-              <w:rPr>
-                <w:rFonts w:ascii="David" w:hAnsi="David" w:cs="David"/>
-                <w:b/>
-                <w:bCs/>
-                <w:sz w:val="24"/>
-                <w:szCs w:val="24"/>
-                <w:rtl/>
-              </w:rPr>
-            </w:pPr>
-            <w:r>
-              <w:rPr>
-                <w:rFonts w:ascii="David" w:hAnsi="David" w:cs="David" w:hint="cs"/>
-                <w:b/>
-                <w:bCs/>
-                <w:sz w:val="24"/>
-                <w:szCs w:val="24"/>
-                <w:rtl/>
-              </w:rPr>
-              <w:t>14:00-15:30</w:t>
-            </w:r>
-          </w:p>
-        </w:tc>
-        <w:tc>
-          <w:tcPr>
-            <w:tcW w:w="674" w:type="pct"/>
+            <w:tcW w:w="605" w:type="pct"/>
+          </w:tcPr>
+          <w:p>
+            <w:pPr>
+              <w:spacing w:line="360" w:lineRule="auto"/>
+              <w:rPr>
+                <w:rFonts w:ascii="David" w:hAnsi="David" w:cs="David"/>
+                <w:b/>
+                <w:bCs/>
+                <w:sz w:val="24"/>
+                <w:szCs w:val="24"/>
+                <w:rtl/>
+              </w:rPr>
+            </w:pPr>
+            <w:r>
+              <w:rPr>
+                <w:rFonts w:ascii="David" w:hAnsi="David" w:cs="David" w:hint="cs"/>
+                <w:b/>
+                <w:bCs/>
+                <w:sz w:val="24"/>
+                <w:szCs w:val="24"/>
+                <w:rtl/>
+              </w:rPr>
+              <w:t>14:30-16:00</w:t>
+            </w:r>
+          </w:p>
+        </w:tc>
+        <w:tc>
+          <w:tcPr>
+            <w:tcW w:w="737" w:type="pct"/>
           </w:tcPr>
           <w:p>
             <w:pPr>
@@ -5498,7 +5460,7 @@
         </w:tc>
         <w:tc>
           <w:tcPr>
-            <w:tcW w:w="1104" w:type="pct"/>
+            <w:tcW w:w="903" w:type="pct"/>
           </w:tcPr>
           <w:p>
             <w:pPr>
@@ -6660,7 +6622,7 @@
     </w:p>
     <w:p>
       <w:pPr>
-        <w:pStyle w:val="1"/>
+        <w:pStyle w:val="Heading1"/>
         <w:rPr>
           <w:rFonts w:ascii="David" w:hAnsi="David" w:cs="David"/>
           <w:b/>
@@ -6681,7 +6643,7 @@
     </w:p>
     <w:tbl>
       <w:tblPr>
-        <w:tblStyle w:val="ae"/>
+        <w:tblStyle w:val="TableGrid"/>
         <w:bidiVisual/>
         <w:tblW w:w="0" w:type="auto"/>
         <w:tblLook w:val="04A0" w:firstRow="1" w:lastRow="0" w:firstColumn="1" w:lastColumn="0" w:noHBand="0" w:noVBand="1"/>
@@ -7553,7 +7515,7 @@
     <w:p/>
     <w:p/>
     <w:sectPr>
-      <w:footerReference w:type="default" r:id="rId5"/>
+      <w:footerReference w:type="default" r:id="rId7"/>
       <w:pgSz w:w="11906" w:h="16838"/>
       <w:pgMar w:top="1440" w:right="1800" w:bottom="1440" w:left="1800" w:header="708" w:footer="708" w:gutter="0"/>
       <w:cols w:space="708"/>
@@ -7565,8 +7527,33 @@
 </w:document>
 </file>
 
+<file path=word/endnotes.xml><?xml version="1.0" encoding="utf-8"?>
+<w:endnotes xmlns:wpc="http://schemas.microsoft.com/office/word/2010/wordprocessingCanvas" xmlns:cx="http://schemas.microsoft.com/office/drawing/2014/chartex" xmlns:cx1="http://schemas.microsoft.com/office/drawing/2015/9/8/chartex" xmlns:cx2="http://schemas.microsoft.com/office/drawing/2015/10/21/chartex" xmlns:cx3="http://schemas.microsoft.com/office/drawing/2016/5/9/chartex" xmlns:cx4="http://schemas.microsoft.com/office/drawing/2016/5/10/chartex" xmlns:cx5="http://schemas.microsoft.com/office/drawing/2016/5/11/chartex" xmlns:cx6="http://schemas.microsoft.com/office/drawing/2016/5/12/chartex" xmlns:cx7="http://schemas.microsoft.com/office/drawing/2016/5/13/chartex" xmlns:cx8="http://schemas.microsoft.com/office/drawing/2016/5/14/chartex" xmlns:mc="http://schemas.openxmlformats.org/markup-compatibility/2006" xmlns:aink="http://schemas.microsoft.com/office/drawing/2016/ink" xmlns:am3d="http://schemas.microsoft.com/office/drawing/2017/model3d" xmlns:o="urn:schemas-microsoft-com:office:office" xmlns:oel="http://schemas.microsoft.com/office/2019/extlst" xmlns:r="http://schemas.openxmlformats.org/officeDocument/2006/relationships" xmlns:m="http://schemas.openxmlformats.org/officeDocument/2006/math" xmlns:v="urn:schemas-microsoft-com:vml" xmlns:wp14="http://schemas.microsoft.com/office/word/2010/wordprocessingDrawing" xmlns:wp="http://schemas.openxmlformats.org/drawingml/2006/wordprocessingDrawing" xmlns:w10="urn:schemas-microsoft-com:office:word" xmlns:w="http://schemas.openxmlformats.org/wordprocessingml/2006/main" xmlns:w14="http://schemas.microsoft.com/office/word/2010/wordml" xmlns:w15="http://schemas.microsoft.com/office/word/2012/wordml" xmlns:w16cex="http://schemas.microsoft.com/office/word/2018/wordml/cex" xmlns:w16cid="http://schemas.microsoft.com/office/word/2016/wordml/cid" xmlns:w16="http://schemas.microsoft.com/office/word/2018/wordml" xmlns:w16du="http://schemas.microsoft.com/office/word/2023/wordml/word16du" xmlns:w16sdtdh="http://schemas.microsoft.com/office/word/2020/wordml/sdtdatahash" xmlns:w16sdtfl="http://schemas.microsoft.com/office/word/2024/wordml/sdtformatlock" xmlns:w16se="http://schemas.microsoft.com/office/word/2015/wordml/symex" xmlns:wpg="http://schemas.microsoft.com/office/word/2010/wordprocessingGroup" xmlns:wpi="http://schemas.microsoft.com/office/word/2010/wordprocessingInk" xmlns:wne="http://schemas.microsoft.com/office/word/2006/wordml" xmlns:wps="http://schemas.microsoft.com/office/word/2010/wordprocessingShape" mc:Ignorable="w14 w15 w16se w16cid w16 w16cex w16sdtdh w16sdtfl w16du wp14">
+  <w:endnote w:type="separator" w:id="-1">
+    <w:p>
+      <w:pPr>
+        <w:spacing w:after="0" w:line="240" w:lineRule="auto"/>
+      </w:pPr>
+      <w:r>
+        <w:separator/>
+      </w:r>
+    </w:p>
+  </w:endnote>
+  <w:endnote w:type="continuationSeparator" w:id="0">
+    <w:p>
+      <w:pPr>
+        <w:spacing w:after="0" w:line="240" w:lineRule="auto"/>
+      </w:pPr>
+      <w:r>
+        <w:continuationSeparator/>
+      </w:r>
+    </w:p>
+  </w:endnote>
+</w:endnotes>
+</file>
+
 <file path=word/footer1.xml><?xml version="1.0" encoding="utf-8"?>
-<w:ftr xmlns:wpc="http://schemas.microsoft.com/office/word/2010/wordprocessingCanvas" xmlns:cx="http://schemas.microsoft.com/office/drawing/2014/chartex" xmlns:cx1="http://schemas.microsoft.com/office/drawing/2015/9/8/chartex" xmlns:cx2="http://schemas.microsoft.com/office/drawing/2015/10/21/chartex" xmlns:cx3="http://schemas.microsoft.com/office/drawing/2016/5/9/chartex" xmlns:cx4="http://schemas.microsoft.com/office/drawing/2016/5/10/chartex" xmlns:cx5="http://schemas.microsoft.com/office/drawing/2016/5/11/chartex" xmlns:cx6="http://schemas.microsoft.com/office/drawing/2016/5/12/chartex" xmlns:cx7="http://schemas.microsoft.com/office/drawing/2016/5/13/chartex" xmlns:cx8="http://schemas.microsoft.com/office/drawing/2016/5/14/chartex" xmlns:mc="http://schemas.openxmlformats.org/markup-compatibility/2006" xmlns:aink="http://schemas.microsoft.com/office/drawing/2016/ink" xmlns:am3d="http://schemas.microsoft.com/office/drawing/2017/model3d" xmlns:o="urn:schemas-microsoft-com:office:office" xmlns:oel="http://schemas.microsoft.com/office/2019/extlst" xmlns:r="http://schemas.openxmlformats.org/officeDocument/2006/relationships" xmlns:m="http://schemas.openxmlformats.org/officeDocument/2006/math" xmlns:v="urn:schemas-microsoft-com:vml" xmlns:wp14="http://schemas.microsoft.com/office/word/2010/wordprocessingDrawing" xmlns:wp="http://schemas.openxmlformats.org/drawingml/2006/wordprocessingDrawing" xmlns:w10="urn:schemas-microsoft-com:office:word" xmlns:w="http://schemas.openxmlformats.org/wordprocessingml/2006/main" xmlns:w14="http://schemas.microsoft.com/office/word/2010/wordml" xmlns:w15="http://schemas.microsoft.com/office/word/2012/wordml" xmlns:w16cei="http://schemas.microsoft.com/office/word/2026/wordml/cei" xmlns:w16cex="http://schemas.microsoft.com/office/word/2018/wordml/cex" xmlns:w16cid="http://schemas.microsoft.com/office/word/2016/wordml/cid" xmlns:w16="http://schemas.microsoft.com/office/word/2018/wordml" xmlns:w16du="http://schemas.microsoft.com/office/word/2023/wordml/word16du" xmlns:w16sdtdh="http://schemas.microsoft.com/office/word/2020/wordml/sdtdatahash" xmlns:w16sdtfl="http://schemas.microsoft.com/office/word/2024/wordml/sdtformatlock" xmlns:w16se="http://schemas.microsoft.com/office/word/2015/wordml/symex" xmlns:wpg="http://schemas.microsoft.com/office/word/2010/wordprocessingGroup" xmlns:wpi="http://schemas.microsoft.com/office/word/2010/wordprocessingInk" xmlns:wne="http://schemas.microsoft.com/office/word/2006/wordml" xmlns:wps="http://schemas.microsoft.com/office/word/2010/wordprocessingShape" mc:Ignorable="w14 w15 w16se w16cid w16 w16cex w16sdtdh w16sdtfl w16du wp14">
+<w:ftr xmlns:wpc="http://schemas.microsoft.com/office/word/2010/wordprocessingCanvas" xmlns:cx="http://schemas.microsoft.com/office/drawing/2014/chartex" xmlns:cx1="http://schemas.microsoft.com/office/drawing/2015/9/8/chartex" xmlns:cx2="http://schemas.microsoft.com/office/drawing/2015/10/21/chartex" xmlns:cx3="http://schemas.microsoft.com/office/drawing/2016/5/9/chartex" xmlns:cx4="http://schemas.microsoft.com/office/drawing/2016/5/10/chartex" xmlns:cx5="http://schemas.microsoft.com/office/drawing/2016/5/11/chartex" xmlns:cx6="http://schemas.microsoft.com/office/drawing/2016/5/12/chartex" xmlns:cx7="http://schemas.microsoft.com/office/drawing/2016/5/13/chartex" xmlns:cx8="http://schemas.microsoft.com/office/drawing/2016/5/14/chartex" xmlns:mc="http://schemas.openxmlformats.org/markup-compatibility/2006" xmlns:aink="http://schemas.microsoft.com/office/drawing/2016/ink" xmlns:am3d="http://schemas.microsoft.com/office/drawing/2017/model3d" xmlns:o="urn:schemas-microsoft-com:office:office" xmlns:oel="http://schemas.microsoft.com/office/2019/extlst" xmlns:r="http://schemas.openxmlformats.org/officeDocument/2006/relationships" xmlns:m="http://schemas.openxmlformats.org/officeDocument/2006/math" xmlns:v="urn:schemas-microsoft-com:vml" xmlns:wp14="http://schemas.microsoft.com/office/word/2010/wordprocessingDrawing" xmlns:wp="http://schemas.openxmlformats.org/drawingml/2006/wordprocessingDrawing" xmlns:w10="urn:schemas-microsoft-com:office:word" xmlns:w="http://schemas.openxmlformats.org/wordprocessingml/2006/main" xmlns:w14="http://schemas.microsoft.com/office/word/2010/wordml" xmlns:w15="http://schemas.microsoft.com/office/word/2012/wordml" xmlns:w16cex="http://schemas.microsoft.com/office/word/2018/wordml/cex" xmlns:w16cid="http://schemas.microsoft.com/office/word/2016/wordml/cid" xmlns:w16="http://schemas.microsoft.com/office/word/2018/wordml" xmlns:w16du="http://schemas.microsoft.com/office/word/2023/wordml/word16du" xmlns:w16sdtdh="http://schemas.microsoft.com/office/word/2020/wordml/sdtdatahash" xmlns:w16sdtfl="http://schemas.microsoft.com/office/word/2024/wordml/sdtformatlock" xmlns:w16se="http://schemas.microsoft.com/office/word/2015/wordml/symex" xmlns:wpg="http://schemas.microsoft.com/office/word/2010/wordprocessingGroup" xmlns:wpi="http://schemas.microsoft.com/office/word/2010/wordprocessingInk" xmlns:wne="http://schemas.microsoft.com/office/word/2006/wordml" xmlns:wps="http://schemas.microsoft.com/office/word/2010/wordprocessingShape" mc:Ignorable="w14 w15 w16se w16cid w16 w16cex w16sdtdh w16sdtfl w16du wp14">
   <w:sdt>
     <w:sdtPr>
       <w:rPr>
@@ -7578,10 +7565,11 @@
         <w:docPartUnique/>
       </w:docPartObj>
     </w:sdtPr>
+    <w:sdtEndPr/>
     <w:sdtContent>
       <w:p>
         <w:pPr>
-          <w:pStyle w:val="af"/>
+          <w:pStyle w:val="Footer"/>
           <w:jc w:val="right"/>
         </w:pPr>
         <w:r>
@@ -7608,14 +7596,39 @@
   </w:sdt>
   <w:p>
     <w:pPr>
-      <w:pStyle w:val="af"/>
+      <w:pStyle w:val="Footer"/>
     </w:pPr>
   </w:p>
 </w:ftr>
 </file>
 
+<file path=word/footnotes.xml><?xml version="1.0" encoding="utf-8"?>
+<w:footnotes xmlns:wpc="http://schemas.microsoft.com/office/word/2010/wordprocessingCanvas" xmlns:cx="http://schemas.microsoft.com/office/drawing/2014/chartex" xmlns:cx1="http://schemas.microsoft.com/office/drawing/2015/9/8/chartex" xmlns:cx2="http://schemas.microsoft.com/office/drawing/2015/10/21/chartex" xmlns:cx3="http://schemas.microsoft.com/office/drawing/2016/5/9/chartex" xmlns:cx4="http://schemas.microsoft.com/office/drawing/2016/5/10/chartex" xmlns:cx5="http://schemas.microsoft.com/office/drawing/2016/5/11/chartex" xmlns:cx6="http://schemas.microsoft.com/office/drawing/2016/5/12/chartex" xmlns:cx7="http://schemas.microsoft.com/office/drawing/2016/5/13/chartex" xmlns:cx8="http://schemas.microsoft.com/office/drawing/2016/5/14/chartex" xmlns:mc="http://schemas.openxmlformats.org/markup-compatibility/2006" xmlns:aink="http://schemas.microsoft.com/office/drawing/2016/ink" xmlns:am3d="http://schemas.microsoft.com/office/drawing/2017/model3d" xmlns:o="urn:schemas-microsoft-com:office:office" xmlns:oel="http://schemas.microsoft.com/office/2019/extlst" xmlns:r="http://schemas.openxmlformats.org/officeDocument/2006/relationships" xmlns:m="http://schemas.openxmlformats.org/officeDocument/2006/math" xmlns:v="urn:schemas-microsoft-com:vml" xmlns:wp14="http://schemas.microsoft.com/office/word/2010/wordprocessingDrawing" xmlns:wp="http://schemas.openxmlformats.org/drawingml/2006/wordprocessingDrawing" xmlns:w10="urn:schemas-microsoft-com:office:word" xmlns:w="http://schemas.openxmlformats.org/wordprocessingml/2006/main" xmlns:w14="http://schemas.microsoft.com/office/word/2010/wordml" xmlns:w15="http://schemas.microsoft.com/office/word/2012/wordml" xmlns:w16cex="http://schemas.microsoft.com/office/word/2018/wordml/cex" xmlns:w16cid="http://schemas.microsoft.com/office/word/2016/wordml/cid" xmlns:w16="http://schemas.microsoft.com/office/word/2018/wordml" xmlns:w16du="http://schemas.microsoft.com/office/word/2023/wordml/word16du" xmlns:w16sdtdh="http://schemas.microsoft.com/office/word/2020/wordml/sdtdatahash" xmlns:w16sdtfl="http://schemas.microsoft.com/office/word/2024/wordml/sdtformatlock" xmlns:w16se="http://schemas.microsoft.com/office/word/2015/wordml/symex" xmlns:wpg="http://schemas.microsoft.com/office/word/2010/wordprocessingGroup" xmlns:wpi="http://schemas.microsoft.com/office/word/2010/wordprocessingInk" xmlns:wne="http://schemas.microsoft.com/office/word/2006/wordml" xmlns:wps="http://schemas.microsoft.com/office/word/2010/wordprocessingShape" mc:Ignorable="w14 w15 w16se w16cid w16 w16cex w16sdtdh w16sdtfl w16du wp14">
+  <w:footnote w:type="separator" w:id="-1">
+    <w:p>
+      <w:pPr>
+        <w:spacing w:after="0" w:line="240" w:lineRule="auto"/>
+      </w:pPr>
+      <w:r>
+        <w:separator/>
+      </w:r>
+    </w:p>
+  </w:footnote>
+  <w:footnote w:type="continuationSeparator" w:id="0">
+    <w:p>
+      <w:pPr>
+        <w:spacing w:after="0" w:line="240" w:lineRule="auto"/>
+      </w:pPr>
+      <w:r>
+        <w:continuationSeparator/>
+      </w:r>
+    </w:p>
+  </w:footnote>
+</w:footnotes>
+</file>
+
 <file path=word/numbering.xml><?xml version="1.0" encoding="utf-8"?>
-<w:numbering xmlns:wpc="http://schemas.microsoft.com/office/word/2010/wordprocessingCanvas" xmlns:cx="http://schemas.microsoft.com/office/drawing/2014/chartex" xmlns:cx1="http://schemas.microsoft.com/office/drawing/2015/9/8/chartex" xmlns:cx2="http://schemas.microsoft.com/office/drawing/2015/10/21/chartex" xmlns:cx3="http://schemas.microsoft.com/office/drawing/2016/5/9/chartex" xmlns:cx4="http://schemas.microsoft.com/office/drawing/2016/5/10/chartex" xmlns:cx5="http://schemas.microsoft.com/office/drawing/2016/5/11/chartex" xmlns:cx6="http://schemas.microsoft.com/office/drawing/2016/5/12/chartex" xmlns:cx7="http://schemas.microsoft.com/office/drawing/2016/5/13/chartex" xmlns:cx8="http://schemas.microsoft.com/office/drawing/2016/5/14/chartex" xmlns:mc="http://schemas.openxmlformats.org/markup-compatibility/2006" xmlns:aink="http://schemas.microsoft.com/office/drawing/2016/ink" xmlns:am3d="http://schemas.microsoft.com/office/drawing/2017/model3d" xmlns:o="urn:schemas-microsoft-com:office:office" xmlns:oel="http://schemas.microsoft.com/office/2019/extlst" xmlns:r="http://schemas.openxmlformats.org/officeDocument/2006/relationships" xmlns:m="http://schemas.openxmlformats.org/officeDocument/2006/math" xmlns:v="urn:schemas-microsoft-com:vml" xmlns:wp14="http://schemas.microsoft.com/office/word/2010/wordprocessingDrawing" xmlns:wp="http://schemas.openxmlformats.org/drawingml/2006/wordprocessingDrawing" xmlns:w10="urn:schemas-microsoft-com:office:word" xmlns:w="http://schemas.openxmlformats.org/wordprocessingml/2006/main" xmlns:w14="http://schemas.microsoft.com/office/word/2010/wordml" xmlns:w15="http://schemas.microsoft.com/office/word/2012/wordml" xmlns:w16cei="http://schemas.microsoft.com/office/word/2026/wordml/cei" xmlns:w16cex="http://schemas.microsoft.com/office/word/2018/wordml/cex" xmlns:w16cid="http://schemas.microsoft.com/office/word/2016/wordml/cid" xmlns:w16="http://schemas.microsoft.com/office/word/2018/wordml" xmlns:w16du="http://schemas.microsoft.com/office/word/2023/wordml/word16du" xmlns:w16sdtdh="http://schemas.microsoft.com/office/word/2020/wordml/sdtdatahash" xmlns:w16sdtfl="http://schemas.microsoft.com/office/word/2024/wordml/sdtformatlock" xmlns:w16se="http://schemas.microsoft.com/office/word/2015/wordml/symex" xmlns:wpg="http://schemas.microsoft.com/office/word/2010/wordprocessingGroup" xmlns:wpi="http://schemas.microsoft.com/office/word/2010/wordprocessingInk" xmlns:wne="http://schemas.microsoft.com/office/word/2006/wordml" xmlns:wps="http://schemas.microsoft.com/office/word/2010/wordprocessingShape" mc:Ignorable="w14 w15 w16se w16cid w16 w16cex w16sdtdh w16sdtfl w16du wp14">
+<w:numbering xmlns:wpc="http://schemas.microsoft.com/office/word/2010/wordprocessingCanvas" xmlns:cx="http://schemas.microsoft.com/office/drawing/2014/chartex" xmlns:cx1="http://schemas.microsoft.com/office/drawing/2015/9/8/chartex" xmlns:cx2="http://schemas.microsoft.com/office/drawing/2015/10/21/chartex" xmlns:cx3="http://schemas.microsoft.com/office/drawing/2016/5/9/chartex" xmlns:cx4="http://schemas.microsoft.com/office/drawing/2016/5/10/chartex" xmlns:cx5="http://schemas.microsoft.com/office/drawing/2016/5/11/chartex" xmlns:cx6="http://schemas.microsoft.com/office/drawing/2016/5/12/chartex" xmlns:cx7="http://schemas.microsoft.com/office/drawing/2016/5/13/chartex" xmlns:cx8="http://schemas.microsoft.com/office/drawing/2016/5/14/chartex" xmlns:mc="http://schemas.openxmlformats.org/markup-compatibility/2006" xmlns:aink="http://schemas.microsoft.com/office/drawing/2016/ink" xmlns:am3d="http://schemas.microsoft.com/office/drawing/2017/model3d" xmlns:o="urn:schemas-microsoft-com:office:office" xmlns:oel="http://schemas.microsoft.com/office/2019/extlst" xmlns:r="http://schemas.openxmlformats.org/officeDocument/2006/relationships" xmlns:m="http://schemas.openxmlformats.org/officeDocument/2006/math" xmlns:v="urn:schemas-microsoft-com:vml" xmlns:wp14="http://schemas.microsoft.com/office/word/2010/wordprocessingDrawing" xmlns:wp="http://schemas.openxmlformats.org/drawingml/2006/wordprocessingDrawing" xmlns:w10="urn:schemas-microsoft-com:office:word" xmlns:w="http://schemas.openxmlformats.org/wordprocessingml/2006/main" xmlns:w14="http://schemas.microsoft.com/office/word/2010/wordml" xmlns:w15="http://schemas.microsoft.com/office/word/2012/wordml" xmlns:w16cex="http://schemas.microsoft.com/office/word/2018/wordml/cex" xmlns:w16cid="http://schemas.microsoft.com/office/word/2016/wordml/cid" xmlns:w16="http://schemas.microsoft.com/office/word/2018/wordml" xmlns:w16du="http://schemas.microsoft.com/office/word/2023/wordml/word16du" xmlns:w16sdtdh="http://schemas.microsoft.com/office/word/2020/wordml/sdtdatahash" xmlns:w16sdtfl="http://schemas.microsoft.com/office/word/2024/wordml/sdtformatlock" xmlns:w16se="http://schemas.microsoft.com/office/word/2015/wordml/symex" xmlns:wpg="http://schemas.microsoft.com/office/word/2010/wordprocessingGroup" xmlns:wpi="http://schemas.microsoft.com/office/word/2010/wordprocessingInk" xmlns:wne="http://schemas.microsoft.com/office/word/2006/wordml" xmlns:wps="http://schemas.microsoft.com/office/word/2010/wordprocessingShape" mc:Ignorable="w14 w15 w16se w16cid w16 w16cex w16sdtdh w16sdtfl w16du wp14">
   <w:abstractNum w:abstractNumId="0" w15:restartNumberingAfterBreak="0">
     <w:nsid w:val="05096416"/>
     <w:multiLevelType w:val="multilevel"/>
@@ -8460,7 +8473,7 @@
     <w:lsdException w:name="Unresolved Mention" w:semiHidden="1" w:unhideWhenUsed="1"/>
     <w:lsdException w:name="Smart Link" w:semiHidden="1" w:unhideWhenUsed="1"/>
   </w:latentStyles>
-  <w:style w:type="paragraph" w:default="1" w:styleId="a">
+  <w:style w:type="paragraph" w:default="1" w:styleId="Normal">
     <w:name w:val="Normal"/>
     <w:qFormat/>
     <w:rsid w:val="00665644"/>
@@ -8472,11 +8485,11 @@
       <w14:ligatures w14:val="none"/>
     </w:rPr>
   </w:style>
-  <w:style w:type="paragraph" w:styleId="1">
+  <w:style w:type="paragraph" w:styleId="Heading1">
     <w:name w:val="heading 1"/>
-    <w:basedOn w:val="a"/>
-    <w:next w:val="a"/>
-    <w:link w:val="10"/>
+    <w:basedOn w:val="Normal"/>
+    <w:next w:val="Normal"/>
+    <w:link w:val="Heading1Char"/>
     <w:uiPriority w:val="9"/>
     <w:qFormat/>
     <w:rsid w:val="00665644"/>
@@ -8493,11 +8506,11 @@
       <w:szCs w:val="40"/>
     </w:rPr>
   </w:style>
-  <w:style w:type="paragraph" w:styleId="2">
+  <w:style w:type="paragraph" w:styleId="Heading2">
     <w:name w:val="heading 2"/>
-    <w:basedOn w:val="a"/>
-    <w:next w:val="a"/>
-    <w:link w:val="20"/>
+    <w:basedOn w:val="Normal"/>
+    <w:next w:val="Normal"/>
+    <w:link w:val="Heading2Char"/>
     <w:uiPriority w:val="9"/>
     <w:semiHidden/>
     <w:unhideWhenUsed/>
@@ -8516,11 +8529,11 @@
       <w:szCs w:val="32"/>
     </w:rPr>
   </w:style>
-  <w:style w:type="paragraph" w:styleId="3">
+  <w:style w:type="paragraph" w:styleId="Heading3">
     <w:name w:val="heading 3"/>
-    <w:basedOn w:val="a"/>
-    <w:next w:val="a"/>
-    <w:link w:val="30"/>
+    <w:basedOn w:val="Normal"/>
+    <w:next w:val="Normal"/>
+    <w:link w:val="Heading3Char"/>
     <w:uiPriority w:val="9"/>
     <w:semiHidden/>
     <w:unhideWhenUsed/>
@@ -8539,11 +8552,11 @@
       <w:szCs w:val="28"/>
     </w:rPr>
   </w:style>
-  <w:style w:type="paragraph" w:styleId="4">
+  <w:style w:type="paragraph" w:styleId="Heading4">
     <w:name w:val="heading 4"/>
-    <w:basedOn w:val="a"/>
-    <w:next w:val="a"/>
-    <w:link w:val="40"/>
+    <w:basedOn w:val="Normal"/>
+    <w:next w:val="Normal"/>
+    <w:link w:val="Heading4Char"/>
     <w:uiPriority w:val="9"/>
     <w:semiHidden/>
     <w:unhideWhenUsed/>
@@ -8562,11 +8575,11 @@
       <w:color w:val="0F4761" w:themeColor="accent1" w:themeShade="BF"/>
     </w:rPr>
   </w:style>
-  <w:style w:type="paragraph" w:styleId="5">
+  <w:style w:type="paragraph" w:styleId="Heading5">
     <w:name w:val="heading 5"/>
-    <w:basedOn w:val="a"/>
-    <w:next w:val="a"/>
-    <w:link w:val="50"/>
+    <w:basedOn w:val="Normal"/>
+    <w:next w:val="Normal"/>
+    <w:link w:val="Heading5Char"/>
     <w:uiPriority w:val="9"/>
     <w:semiHidden/>
     <w:unhideWhenUsed/>
@@ -8583,11 +8596,11 @@
       <w:color w:val="0F4761" w:themeColor="accent1" w:themeShade="BF"/>
     </w:rPr>
   </w:style>
-  <w:style w:type="paragraph" w:styleId="6">
+  <w:style w:type="paragraph" w:styleId="Heading6">
     <w:name w:val="heading 6"/>
-    <w:basedOn w:val="a"/>
-    <w:next w:val="a"/>
-    <w:link w:val="60"/>
+    <w:basedOn w:val="Normal"/>
+    <w:next w:val="Normal"/>
+    <w:link w:val="Heading6Char"/>
     <w:uiPriority w:val="9"/>
     <w:semiHidden/>
     <w:unhideWhenUsed/>
@@ -8606,11 +8619,11 @@
       <w:color w:val="595959" w:themeColor="text1" w:themeTint="A6"/>
     </w:rPr>
   </w:style>
-  <w:style w:type="paragraph" w:styleId="7">
+  <w:style w:type="paragraph" w:styleId="Heading7">
     <w:name w:val="heading 7"/>
-    <w:basedOn w:val="a"/>
-    <w:next w:val="a"/>
-    <w:link w:val="70"/>
+    <w:basedOn w:val="Normal"/>
+    <w:next w:val="Normal"/>
+    <w:link w:val="Heading7Char"/>
     <w:uiPriority w:val="9"/>
     <w:semiHidden/>
     <w:unhideWhenUsed/>
@@ -8627,11 +8640,11 @@
       <w:color w:val="595959" w:themeColor="text1" w:themeTint="A6"/>
     </w:rPr>
   </w:style>
-  <w:style w:type="paragraph" w:styleId="8">
+  <w:style w:type="paragraph" w:styleId="Heading8">
     <w:name w:val="heading 8"/>
-    <w:basedOn w:val="a"/>
-    <w:next w:val="a"/>
-    <w:link w:val="80"/>
+    <w:basedOn w:val="Normal"/>
+    <w:next w:val="Normal"/>
+    <w:link w:val="Heading8Char"/>
     <w:uiPriority w:val="9"/>
     <w:semiHidden/>
     <w:unhideWhenUsed/>
@@ -8650,11 +8663,11 @@
       <w:color w:val="272727" w:themeColor="text1" w:themeTint="D8"/>
     </w:rPr>
   </w:style>
-  <w:style w:type="paragraph" w:styleId="9">
+  <w:style w:type="paragraph" w:styleId="Heading9">
     <w:name w:val="heading 9"/>
-    <w:basedOn w:val="a"/>
-    <w:next w:val="a"/>
-    <w:link w:val="90"/>
+    <w:basedOn w:val="Normal"/>
+    <w:next w:val="Normal"/>
+    <w:link w:val="Heading9Char"/>
     <w:uiPriority w:val="9"/>
     <w:semiHidden/>
     <w:unhideWhenUsed/>
@@ -8671,13 +8684,13 @@
       <w:color w:val="272727" w:themeColor="text1" w:themeTint="D8"/>
     </w:rPr>
   </w:style>
-  <w:style w:type="character" w:default="1" w:styleId="a0">
+  <w:style w:type="character" w:default="1" w:styleId="DefaultParagraphFont">
     <w:name w:val="Default Paragraph Font"/>
     <w:uiPriority w:val="1"/>
     <w:semiHidden/>
     <w:unhideWhenUsed/>
   </w:style>
-  <w:style w:type="table" w:default="1" w:styleId="a1">
+  <w:style w:type="table" w:default="1" w:styleId="TableNormal">
     <w:name w:val="Normal Table"/>
     <w:uiPriority w:val="99"/>
     <w:semiHidden/>
@@ -8692,16 +8705,16 @@
       </w:tblCellMar>
     </w:tblPr>
   </w:style>
-  <w:style w:type="numbering" w:default="1" w:styleId="a2">
+  <w:style w:type="numbering" w:default="1" w:styleId="NoList">
     <w:name w:val="No List"/>
     <w:uiPriority w:val="99"/>
     <w:semiHidden/>
     <w:unhideWhenUsed/>
   </w:style>
-  <w:style w:type="character" w:customStyle="1" w:styleId="10">
-    <w:name w:val="כותרת 1 תו"/>
-    <w:basedOn w:val="a0"/>
-    <w:link w:val="1"/>
+  <w:style w:type="character" w:customStyle="1" w:styleId="Heading1Char">
+    <w:name w:val="Heading 1 Char"/>
+    <w:basedOn w:val="DefaultParagraphFont"/>
+    <w:link w:val="Heading1"/>
     <w:uiPriority w:val="9"/>
     <w:rsid w:val="00665644"/>
     <w:rPr>
@@ -8711,10 +8724,10 @@
       <w:szCs w:val="40"/>
     </w:rPr>
   </w:style>
-  <w:style w:type="character" w:customStyle="1" w:styleId="20">
-    <w:name w:val="כותרת 2 תו"/>
-    <w:basedOn w:val="a0"/>
-    <w:link w:val="2"/>
+  <w:style w:type="character" w:customStyle="1" w:styleId="Heading2Char">
+    <w:name w:val="Heading 2 Char"/>
+    <w:basedOn w:val="DefaultParagraphFont"/>
+    <w:link w:val="Heading2"/>
     <w:uiPriority w:val="9"/>
     <w:semiHidden/>
     <w:rsid w:val="00665644"/>
@@ -8725,10 +8738,10 @@
       <w:szCs w:val="32"/>
     </w:rPr>
   </w:style>
-  <w:style w:type="character" w:customStyle="1" w:styleId="30">
-    <w:name w:val="כותרת 3 תו"/>
-    <w:basedOn w:val="a0"/>
-    <w:link w:val="3"/>
+  <w:style w:type="character" w:customStyle="1" w:styleId="Heading3Char">
+    <w:name w:val="Heading 3 Char"/>
+    <w:basedOn w:val="DefaultParagraphFont"/>
+    <w:link w:val="Heading3"/>
     <w:uiPriority w:val="9"/>
     <w:semiHidden/>
     <w:rsid w:val="00665644"/>
@@ -8739,10 +8752,10 @@
       <w:szCs w:val="28"/>
     </w:rPr>
   </w:style>
-  <w:style w:type="character" w:customStyle="1" w:styleId="40">
-    <w:name w:val="כותרת 4 תו"/>
-    <w:basedOn w:val="a0"/>
-    <w:link w:val="4"/>
+  <w:style w:type="character" w:customStyle="1" w:styleId="Heading4Char">
+    <w:name w:val="Heading 4 Char"/>
+    <w:basedOn w:val="DefaultParagraphFont"/>
+    <w:link w:val="Heading4"/>
     <w:uiPriority w:val="9"/>
     <w:semiHidden/>
     <w:rsid w:val="00665644"/>
@@ -8753,10 +8766,10 @@
       <w:color w:val="0F4761" w:themeColor="accent1" w:themeShade="BF"/>
     </w:rPr>
   </w:style>
-  <w:style w:type="character" w:customStyle="1" w:styleId="50">
-    <w:name w:val="כותרת 5 תו"/>
-    <w:basedOn w:val="a0"/>
-    <w:link w:val="5"/>
+  <w:style w:type="character" w:customStyle="1" w:styleId="Heading5Char">
+    <w:name w:val="Heading 5 Char"/>
+    <w:basedOn w:val="DefaultParagraphFont"/>
+    <w:link w:val="Heading5"/>
     <w:uiPriority w:val="9"/>
     <w:semiHidden/>
     <w:rsid w:val="00665644"/>
@@ -8765,10 +8778,10 @@
       <w:color w:val="0F4761" w:themeColor="accent1" w:themeShade="BF"/>
     </w:rPr>
   </w:style>
-  <w:style w:type="character" w:customStyle="1" w:styleId="60">
-    <w:name w:val="כותרת 6 תו"/>
-    <w:basedOn w:val="a0"/>
-    <w:link w:val="6"/>
+  <w:style w:type="character" w:customStyle="1" w:styleId="Heading6Char">
+    <w:name w:val="Heading 6 Char"/>
+    <w:basedOn w:val="DefaultParagraphFont"/>
+    <w:link w:val="Heading6"/>
     <w:uiPriority w:val="9"/>
     <w:semiHidden/>
     <w:rsid w:val="00665644"/>
@@ -8779,10 +8792,10 @@
       <w:color w:val="595959" w:themeColor="text1" w:themeTint="A6"/>
     </w:rPr>
   </w:style>
-  <w:style w:type="character" w:customStyle="1" w:styleId="70">
-    <w:name w:val="כותרת 7 תו"/>
-    <w:basedOn w:val="a0"/>
-    <w:link w:val="7"/>
+  <w:style w:type="character" w:customStyle="1" w:styleId="Heading7Char">
+    <w:name w:val="Heading 7 Char"/>
+    <w:basedOn w:val="DefaultParagraphFont"/>
+    <w:link w:val="Heading7"/>
     <w:uiPriority w:val="9"/>
     <w:semiHidden/>
     <w:rsid w:val="00665644"/>
@@ -8791,10 +8804,10 @@
       <w:color w:val="595959" w:themeColor="text1" w:themeTint="A6"/>
     </w:rPr>
   </w:style>
-  <w:style w:type="character" w:customStyle="1" w:styleId="80">
-    <w:name w:val="כותרת 8 תו"/>
-    <w:basedOn w:val="a0"/>
-    <w:link w:val="8"/>
+  <w:style w:type="character" w:customStyle="1" w:styleId="Heading8Char">
+    <w:name w:val="Heading 8 Char"/>
+    <w:basedOn w:val="DefaultParagraphFont"/>
+    <w:link w:val="Heading8"/>
     <w:uiPriority w:val="9"/>
     <w:semiHidden/>
     <w:rsid w:val="00665644"/>
@@ -8805,10 +8818,10 @@
       <w:color w:val="272727" w:themeColor="text1" w:themeTint="D8"/>
     </w:rPr>
   </w:style>
-  <w:style w:type="character" w:customStyle="1" w:styleId="90">
-    <w:name w:val="כותרת 9 תו"/>
-    <w:basedOn w:val="a0"/>
-    <w:link w:val="9"/>
+  <w:style w:type="character" w:customStyle="1" w:styleId="Heading9Char">
+    <w:name w:val="Heading 9 Char"/>
+    <w:basedOn w:val="DefaultParagraphFont"/>
+    <w:link w:val="Heading9"/>
     <w:uiPriority w:val="9"/>
     <w:semiHidden/>
     <w:rsid w:val="00665644"/>
@@ -8817,11 +8830,11 @@
       <w:color w:val="272727" w:themeColor="text1" w:themeTint="D8"/>
     </w:rPr>
   </w:style>
-  <w:style w:type="paragraph" w:styleId="a3">
+  <w:style w:type="paragraph" w:styleId="Title">
     <w:name w:val="Title"/>
-    <w:basedOn w:val="a"/>
-    <w:next w:val="a"/>
-    <w:link w:val="a4"/>
+    <w:basedOn w:val="Normal"/>
+    <w:next w:val="Normal"/>
+    <w:link w:val="TitleChar"/>
     <w:uiPriority w:val="10"/>
     <w:qFormat/>
     <w:rsid w:val="00665644"/>
@@ -8837,10 +8850,10 @@
       <w:szCs w:val="56"/>
     </w:rPr>
   </w:style>
-  <w:style w:type="character" w:customStyle="1" w:styleId="a4">
-    <w:name w:val="כותרת טקסט תו"/>
-    <w:basedOn w:val="a0"/>
-    <w:link w:val="a3"/>
+  <w:style w:type="character" w:customStyle="1" w:styleId="TitleChar">
+    <w:name w:val="Title Char"/>
+    <w:basedOn w:val="DefaultParagraphFont"/>
+    <w:link w:val="Title"/>
     <w:uiPriority w:val="10"/>
     <w:rsid w:val="00665644"/>
     <w:rPr>
@@ -8851,11 +8864,11 @@
       <w:szCs w:val="56"/>
     </w:rPr>
   </w:style>
-  <w:style w:type="paragraph" w:styleId="a5">
+  <w:style w:type="paragraph" w:styleId="Subtitle">
     <w:name w:val="Subtitle"/>
-    <w:basedOn w:val="a"/>
-    <w:next w:val="a"/>
-    <w:link w:val="a6"/>
+    <w:basedOn w:val="Normal"/>
+    <w:next w:val="Normal"/>
+    <w:link w:val="SubtitleChar"/>
     <w:uiPriority w:val="11"/>
     <w:qFormat/>
     <w:rsid w:val="00665644"/>
@@ -8872,10 +8885,10 @@
       <w:szCs w:val="28"/>
     </w:rPr>
   </w:style>
-  <w:style w:type="character" w:customStyle="1" w:styleId="a6">
-    <w:name w:val="כותרת משנה תו"/>
-    <w:basedOn w:val="a0"/>
-    <w:link w:val="a5"/>
+  <w:style w:type="character" w:customStyle="1" w:styleId="SubtitleChar">
+    <w:name w:val="Subtitle Char"/>
+    <w:basedOn w:val="DefaultParagraphFont"/>
+    <w:link w:val="Subtitle"/>
     <w:uiPriority w:val="11"/>
     <w:rsid w:val="00665644"/>
     <w:rPr>
@@ -8886,11 +8899,11 @@
       <w:szCs w:val="28"/>
     </w:rPr>
   </w:style>
-  <w:style w:type="paragraph" w:styleId="a7">
+  <w:style w:type="paragraph" w:styleId="Quote">
     <w:name w:val="Quote"/>
-    <w:basedOn w:val="a"/>
-    <w:next w:val="a"/>
-    <w:link w:val="a8"/>
+    <w:basedOn w:val="Normal"/>
+    <w:next w:val="Normal"/>
+    <w:link w:val="QuoteChar"/>
     <w:uiPriority w:val="29"/>
     <w:qFormat/>
     <w:rsid w:val="00665644"/>
@@ -8904,10 +8917,10 @@
       <w:color w:val="404040" w:themeColor="text1" w:themeTint="BF"/>
     </w:rPr>
   </w:style>
-  <w:style w:type="character" w:customStyle="1" w:styleId="a8">
-    <w:name w:val="ציטוט תו"/>
-    <w:basedOn w:val="a0"/>
-    <w:link w:val="a7"/>
+  <w:style w:type="character" w:customStyle="1" w:styleId="QuoteChar">
+    <w:name w:val="Quote Char"/>
+    <w:basedOn w:val="DefaultParagraphFont"/>
+    <w:link w:val="Quote"/>
     <w:uiPriority w:val="29"/>
     <w:rsid w:val="00665644"/>
     <w:rPr>
@@ -8916,9 +8929,9 @@
       <w:color w:val="404040" w:themeColor="text1" w:themeTint="BF"/>
     </w:rPr>
   </w:style>
-  <w:style w:type="paragraph" w:styleId="a9">
+  <w:style w:type="paragraph" w:styleId="ListParagraph">
     <w:name w:val="List Paragraph"/>
-    <w:basedOn w:val="a"/>
+    <w:basedOn w:val="Normal"/>
     <w:uiPriority w:val="34"/>
     <w:qFormat/>
     <w:rsid w:val="00665644"/>
@@ -8927,9 +8940,9 @@
       <w:contextualSpacing/>
     </w:pPr>
   </w:style>
-  <w:style w:type="character" w:styleId="aa">
+  <w:style w:type="character" w:styleId="IntenseEmphasis">
     <w:name w:val="Intense Emphasis"/>
-    <w:basedOn w:val="a0"/>
+    <w:basedOn w:val="DefaultParagraphFont"/>
     <w:uiPriority w:val="21"/>
     <w:qFormat/>
     <w:rsid w:val="00665644"/>
@@ -8939,11 +8952,11 @@
       <w:color w:val="0F4761" w:themeColor="accent1" w:themeShade="BF"/>
     </w:rPr>
   </w:style>
-  <w:style w:type="paragraph" w:styleId="ab">
+  <w:style w:type="paragraph" w:styleId="IntenseQuote">
     <w:name w:val="Intense Quote"/>
-    <w:basedOn w:val="a"/>
-    <w:next w:val="a"/>
-    <w:link w:val="ac"/>
+    <w:basedOn w:val="Normal"/>
+    <w:next w:val="Normal"/>
+    <w:link w:val="IntenseQuoteChar"/>
     <w:uiPriority w:val="30"/>
     <w:qFormat/>
     <w:rsid w:val="00665644"/>
@@ -8962,10 +8975,10 @@
       <w:color w:val="0F4761" w:themeColor="accent1" w:themeShade="BF"/>
     </w:rPr>
   </w:style>
-  <w:style w:type="character" w:customStyle="1" w:styleId="ac">
-    <w:name w:val="ציטוט חזק תו"/>
-    <w:basedOn w:val="a0"/>
-    <w:link w:val="ab"/>
+  <w:style w:type="character" w:customStyle="1" w:styleId="IntenseQuoteChar">
+    <w:name w:val="Intense Quote Char"/>
+    <w:basedOn w:val="DefaultParagraphFont"/>
+    <w:link w:val="IntenseQuote"/>
     <w:uiPriority w:val="30"/>
     <w:rsid w:val="00665644"/>
     <w:rPr>
@@ -8974,9 +8987,9 @@
       <w:color w:val="0F4761" w:themeColor="accent1" w:themeShade="BF"/>
     </w:rPr>
   </w:style>
-  <w:style w:type="character" w:styleId="ad">
+  <w:style w:type="character" w:styleId="IntenseReference">
     <w:name w:val="Intense Reference"/>
-    <w:basedOn w:val="a0"/>
+    <w:basedOn w:val="DefaultParagraphFont"/>
     <w:uiPriority w:val="32"/>
     <w:qFormat/>
     <w:rsid w:val="00665644"/>
@@ -8988,9 +9001,9 @@
       <w:spacing w:val="5"/>
     </w:rPr>
   </w:style>
-  <w:style w:type="table" w:styleId="ae">
+  <w:style w:type="table" w:styleId="TableGrid">
     <w:name w:val="Table Grid"/>
-    <w:basedOn w:val="a1"/>
+    <w:basedOn w:val="TableNormal"/>
     <w:uiPriority w:val="59"/>
     <w:rsid w:val="00665644"/>
     <w:pPr>
@@ -9013,7 +9026,7 @@
   </w:style>
   <w:style w:type="paragraph" w:styleId="NormalWeb">
     <w:name w:val="Normal (Web)"/>
-    <w:basedOn w:val="a"/>
+    <w:basedOn w:val="Normal"/>
     <w:uiPriority w:val="99"/>
     <w:semiHidden/>
     <w:unhideWhenUsed/>
@@ -9024,10 +9037,10 @@
       <w:szCs w:val="24"/>
     </w:rPr>
   </w:style>
-  <w:style w:type="paragraph" w:styleId="af">
+  <w:style w:type="paragraph" w:styleId="Footer">
     <w:name w:val="footer"/>
-    <w:basedOn w:val="a"/>
-    <w:link w:val="af0"/>
+    <w:basedOn w:val="Normal"/>
+    <w:link w:val="FooterChar"/>
     <w:uiPriority w:val="99"/>
     <w:unhideWhenUsed/>
     <w:rsid w:val="00665644"/>
@@ -9039,10 +9052,10 @@
       <w:spacing w:after="0" w:line="240" w:lineRule="auto"/>
     </w:pPr>
   </w:style>
-  <w:style w:type="character" w:customStyle="1" w:styleId="af0">
-    <w:name w:val="כותרת תחתונה תו"/>
-    <w:basedOn w:val="a0"/>
-    <w:link w:val="af"/>
+  <w:style w:type="character" w:customStyle="1" w:styleId="FooterChar">
+    <w:name w:val="Footer Char"/>
+    <w:basedOn w:val="DefaultParagraphFont"/>
+    <w:link w:val="Footer"/>
     <w:uiPriority w:val="99"/>
     <w:rsid w:val="00665644"/>
     <w:rPr>
